--- a/Experiment1/上机1.docx
+++ b/Experiment1/上机1.docx
@@ -55,7 +55,7 @@
             <w:pPr>
               <w:jc w:val="center"/>
               <w:rPr>
-                <w:rFonts w:ascii="宋体" w:eastAsia="宋体" w:hAnsi="宋体" w:cs="Arial"/>
+                <w:rFonts w:ascii="宋体" w:eastAsia="宋体" w:hAnsi="宋体" w:cs="Arial" w:hint="eastAsia"/>
                 <w:sz w:val="24"/>
                 <w:szCs w:val="24"/>
               </w:rPr>
@@ -84,7 +84,7 @@
             <w:pPr>
               <w:jc w:val="center"/>
               <w:rPr>
-                <w:rFonts w:ascii="宋体" w:eastAsia="宋体" w:hAnsi="宋体" w:cs="Arial"/>
+                <w:rFonts w:ascii="宋体" w:eastAsia="宋体" w:hAnsi="宋体" w:cs="Arial" w:hint="eastAsia"/>
                 <w:sz w:val="24"/>
                 <w:szCs w:val="24"/>
               </w:rPr>
@@ -113,7 +113,7 @@
             <w:pPr>
               <w:jc w:val="center"/>
               <w:rPr>
-                <w:rFonts w:ascii="宋体" w:eastAsia="宋体" w:hAnsi="宋体" w:cs="Arial"/>
+                <w:rFonts w:ascii="宋体" w:eastAsia="宋体" w:hAnsi="宋体" w:cs="Arial" w:hint="eastAsia"/>
                 <w:sz w:val="24"/>
                 <w:szCs w:val="24"/>
               </w:rPr>
@@ -141,7 +141,7 @@
             <w:pPr>
               <w:jc w:val="center"/>
               <w:rPr>
-                <w:rFonts w:ascii="宋体" w:eastAsia="宋体" w:hAnsi="宋体" w:cs="Arial"/>
+                <w:rFonts w:ascii="宋体" w:eastAsia="宋体" w:hAnsi="宋体" w:cs="Arial" w:hint="eastAsia"/>
                 <w:sz w:val="24"/>
                 <w:szCs w:val="24"/>
               </w:rPr>
@@ -170,7 +170,7 @@
             <w:pPr>
               <w:jc w:val="center"/>
               <w:rPr>
-                <w:rFonts w:ascii="宋体" w:eastAsia="宋体" w:hAnsi="宋体" w:cs="Arial"/>
+                <w:rFonts w:ascii="宋体" w:eastAsia="宋体" w:hAnsi="宋体" w:cs="Arial" w:hint="eastAsia"/>
                 <w:sz w:val="24"/>
                 <w:szCs w:val="24"/>
               </w:rPr>
@@ -198,7 +198,7 @@
             <w:pPr>
               <w:jc w:val="center"/>
               <w:rPr>
-                <w:rFonts w:ascii="宋体" w:eastAsia="宋体" w:hAnsi="宋体" w:cs="Arial"/>
+                <w:rFonts w:ascii="宋体" w:eastAsia="宋体" w:hAnsi="宋体" w:cs="Arial" w:hint="eastAsia"/>
                 <w:sz w:val="24"/>
                 <w:szCs w:val="24"/>
               </w:rPr>
@@ -226,7 +226,7 @@
             <w:pPr>
               <w:jc w:val="center"/>
               <w:rPr>
-                <w:rFonts w:ascii="宋体" w:eastAsia="宋体" w:hAnsi="宋体" w:cs="Arial"/>
+                <w:rFonts w:ascii="宋体" w:eastAsia="宋体" w:hAnsi="宋体" w:cs="Arial" w:hint="eastAsia"/>
                 <w:sz w:val="24"/>
                 <w:szCs w:val="24"/>
               </w:rPr>
@@ -253,7 +253,7 @@
             <w:pPr>
               <w:jc w:val="center"/>
               <w:rPr>
-                <w:rFonts w:ascii="宋体" w:eastAsia="宋体" w:hAnsi="宋体" w:cs="Arial"/>
+                <w:rFonts w:ascii="宋体" w:eastAsia="宋体" w:hAnsi="宋体" w:cs="Arial" w:hint="eastAsia"/>
                 <w:sz w:val="24"/>
                 <w:szCs w:val="24"/>
               </w:rPr>
@@ -373,7 +373,7 @@
           <w:sz w:val="30"/>
           <w:szCs w:val="30"/>
         </w:rPr>
-        <w:t>编码、算术编码</w:t>
+        <w:t>编码、算术编码的</w:t>
       </w:r>
       <w:r>
         <w:rPr>
@@ -383,7 +383,7 @@
           <w:sz w:val="30"/>
           <w:szCs w:val="30"/>
         </w:rPr>
-        <w:t>的</w:t>
+        <w:t>MWORKS</w:t>
       </w:r>
       <w:r>
         <w:rPr>
@@ -393,16 +393,6 @@
           <w:sz w:val="30"/>
           <w:szCs w:val="30"/>
         </w:rPr>
-        <w:t>MWORKS</w:t>
-      </w:r>
-      <w:r>
-        <w:rPr>
-          <w:rFonts w:ascii="Arial" w:eastAsia="宋体" w:hAnsi="Arial" w:cs="Arial"/>
-          <w:b/>
-          <w:bCs/>
-          <w:sz w:val="30"/>
-          <w:szCs w:val="30"/>
-        </w:rPr>
         <w:t>实现</w:t>
       </w:r>
     </w:p>
@@ -410,7 +400,7 @@
       <w:pPr>
         <w:pStyle w:val="1"/>
         <w:rPr>
-          <w:rFonts w:ascii="宋体" w:hAnsi="宋体"/>
+          <w:rFonts w:ascii="宋体" w:hAnsi="宋体" w:hint="eastAsia"/>
         </w:rPr>
       </w:pPr>
       <w:r>
@@ -431,7 +421,7 @@
         <w:spacing w:line="360" w:lineRule="auto"/>
         <w:ind w:firstLine="435"/>
         <w:rPr>
-          <w:rFonts w:ascii="宋体" w:eastAsia="宋体" w:hAnsi="宋体"/>
+          <w:rFonts w:ascii="宋体" w:eastAsia="宋体" w:hAnsi="宋体" w:hint="eastAsia"/>
           <w:sz w:val="24"/>
         </w:rPr>
       </w:pPr>
@@ -600,7 +590,7 @@
           <v:shape id="对象 8" o:spid="_x0000_i1025" type="#_x0000_t75" style="width:171.2pt;height:36pt;mso-wrap-style:square;mso-position-horizontal-relative:page;mso-position-vertical-relative:page" o:ole="">
             <v:imagedata r:id="rId7" o:title=""/>
           </v:shape>
-          <o:OLEObject Type="Embed" ProgID="Equation.DSMT4" ShapeID="对象 8" DrawAspect="Content" ObjectID="_1844493517" r:id="rId8"/>
+          <o:OLEObject Type="Embed" ProgID="Equation.DSMT4" ShapeID="对象 8" DrawAspect="Content" ObjectID="_1844493235" r:id="rId8"/>
         </w:object>
       </w:r>
     </w:p>
@@ -647,7 +637,7 @@
           <v:shape id="对象 9" o:spid="_x0000_i1026" type="#_x0000_t75" style="width:185.2pt;height:38pt;mso-wrap-style:square;mso-position-horizontal-relative:page;mso-position-vertical-relative:page" o:ole="">
             <v:imagedata r:id="rId9" o:title=""/>
           </v:shape>
-          <o:OLEObject Type="Embed" ProgID="Equation.DSMT4" ShapeID="对象 9" DrawAspect="Content" ObjectID="_1844493518" r:id="rId10"/>
+          <o:OLEObject Type="Embed" ProgID="Equation.DSMT4" ShapeID="对象 9" DrawAspect="Content" ObjectID="_1844493236" r:id="rId10"/>
         </w:object>
       </w:r>
     </w:p>
@@ -721,7 +711,7 @@
           <v:shape id="对象 10" o:spid="_x0000_i1027" type="#_x0000_t75" style="width:17.2pt;height:16pt;mso-wrap-style:square;mso-position-horizontal-relative:page;mso-position-vertical-relative:page" o:ole="">
             <v:imagedata r:id="rId11" o:title=""/>
           </v:shape>
-          <o:OLEObject Type="Embed" ProgID="Equation.DSMT4" ShapeID="对象 10" DrawAspect="Content" ObjectID="_1844493519" r:id="rId12"/>
+          <o:OLEObject Type="Embed" ProgID="Equation.DSMT4" ShapeID="对象 10" DrawAspect="Content" ObjectID="_1844493237" r:id="rId12"/>
         </w:object>
       </w:r>
       <w:r>
@@ -758,7 +748,7 @@
           <v:shape id="对象 11" o:spid="_x0000_i1028" type="#_x0000_t75" style="width:123.2pt;height:34.8pt;mso-wrap-style:square;mso-position-horizontal-relative:page;mso-position-vertical-relative:page" o:ole="">
             <v:imagedata r:id="rId13" o:title=""/>
           </v:shape>
-          <o:OLEObject Type="Embed" ProgID="Equation.DSMT4" ShapeID="对象 11" DrawAspect="Content" ObjectID="_1844493520" r:id="rId14"/>
+          <o:OLEObject Type="Embed" ProgID="Equation.DSMT4" ShapeID="对象 11" DrawAspect="Content" ObjectID="_1844493238" r:id="rId14"/>
         </w:object>
       </w:r>
     </w:p>
@@ -789,7 +779,7 @@
           <v:shape id="对象 12" o:spid="_x0000_i1029" type="#_x0000_t75" style="width:14.8pt;height:10.8pt;mso-wrap-style:square;mso-position-horizontal-relative:page;mso-position-vertical-relative:page" o:ole="">
             <v:imagedata r:id="rId15" o:title=""/>
           </v:shape>
-          <o:OLEObject Type="Embed" ProgID="Equation.DSMT4" ShapeID="对象 12" DrawAspect="Content" ObjectID="_1844493521" r:id="rId16"/>
+          <o:OLEObject Type="Embed" ProgID="Equation.DSMT4" ShapeID="对象 12" DrawAspect="Content" ObjectID="_1844493239" r:id="rId16"/>
         </w:object>
       </w:r>
       <w:r>
@@ -802,7 +792,7 @@
           <v:shape id="对象 13" o:spid="_x0000_i1030" type="#_x0000_t75" style="width:12pt;height:10pt;mso-wrap-style:square;mso-position-horizontal-relative:page;mso-position-vertical-relative:page" o:ole="">
             <v:imagedata r:id="rId17" o:title=""/>
           </v:shape>
-          <o:OLEObject Type="Embed" ProgID="Equation.DSMT4" ShapeID="对象 13" DrawAspect="Content" ObjectID="_1844493522" r:id="rId18"/>
+          <o:OLEObject Type="Embed" ProgID="Equation.DSMT4" ShapeID="对象 13" DrawAspect="Content" ObjectID="_1844493240" r:id="rId18"/>
         </w:object>
       </w:r>
       <w:r>
@@ -822,7 +812,7 @@
           <v:shape id="对象 14" o:spid="_x0000_i1031" type="#_x0000_t75" style="width:80.8pt;height:34pt;mso-wrap-style:square;mso-position-horizontal-relative:page;mso-position-vertical-relative:page" o:ole="">
             <v:imagedata r:id="rId19" o:title=""/>
           </v:shape>
-          <o:OLEObject Type="Embed" ProgID="Equation.DSMT4" ShapeID="对象 14" DrawAspect="Content" ObjectID="_1844493523" r:id="rId20"/>
+          <o:OLEObject Type="Embed" ProgID="Equation.DSMT4" ShapeID="对象 14" DrawAspect="Content" ObjectID="_1844493241" r:id="rId20"/>
         </w:object>
       </w:r>
       <w:r>
@@ -859,7 +849,7 @@
           <v:shape id="对象 15" o:spid="_x0000_i1032" type="#_x0000_t75" style="width:17.2pt;height:20pt;mso-wrap-style:square;mso-position-horizontal-relative:page;mso-position-vertical-relative:page" o:ole="">
             <v:imagedata r:id="rId21" o:title=""/>
           </v:shape>
-          <o:OLEObject Type="Embed" ProgID="Equation.DSMT4" ShapeID="对象 15" DrawAspect="Content" ObjectID="_1844493524" r:id="rId22"/>
+          <o:OLEObject Type="Embed" ProgID="Equation.DSMT4" ShapeID="对象 15" DrawAspect="Content" ObjectID="_1844493242" r:id="rId22"/>
         </w:object>
       </w:r>
       <w:r>
@@ -879,7 +869,7 @@
           <v:shape id="对象 16" o:spid="_x0000_i1033" type="#_x0000_t75" style="width:78.8pt;height:36pt;mso-wrap-style:square;mso-position-horizontal-relative:page;mso-position-vertical-relative:page" o:ole="">
             <v:imagedata r:id="rId23" o:title=""/>
           </v:shape>
-          <o:OLEObject Type="Embed" ProgID="Equation.DSMT4" ShapeID="对象 16" DrawAspect="Content" ObjectID="_1844493525" r:id="rId24"/>
+          <o:OLEObject Type="Embed" ProgID="Equation.DSMT4" ShapeID="对象 16" DrawAspect="Content" ObjectID="_1844493243" r:id="rId24"/>
         </w:object>
       </w:r>
       <w:r>
@@ -899,7 +889,7 @@
           <v:shape id="对象 17" o:spid="_x0000_i1034" type="#_x0000_t75" style="width:12pt;height:18pt;mso-wrap-style:square;mso-position-horizontal-relative:page;mso-position-vertical-relative:page" o:ole="">
             <v:imagedata r:id="rId25" o:title=""/>
           </v:shape>
-          <o:OLEObject Type="Embed" ProgID="Equation.DSMT4" ShapeID="对象 17" DrawAspect="Content" ObjectID="_1844493526" r:id="rId26"/>
+          <o:OLEObject Type="Embed" ProgID="Equation.DSMT4" ShapeID="对象 17" DrawAspect="Content" ObjectID="_1844493244" r:id="rId26"/>
         </w:object>
       </w:r>
       <w:r>
@@ -919,7 +909,7 @@
           <v:shape id="对象 18" o:spid="_x0000_i1035" type="#_x0000_t75" style="width:13.2pt;height:18pt;mso-wrap-style:square;mso-position-horizontal-relative:page;mso-position-vertical-relative:page" o:ole="">
             <v:imagedata r:id="rId27" o:title=""/>
           </v:shape>
-          <o:OLEObject Type="Embed" ProgID="Equation.DSMT4" ShapeID="对象 18" DrawAspect="Content" ObjectID="_1844493527" r:id="rId28"/>
+          <o:OLEObject Type="Embed" ProgID="Equation.DSMT4" ShapeID="对象 18" DrawAspect="Content" ObjectID="_1844493245" r:id="rId28"/>
         </w:object>
       </w:r>
       <w:r>
@@ -935,7 +925,7 @@
         <w:spacing w:line="360" w:lineRule="auto"/>
         <w:ind w:firstLine="480"/>
         <w:rPr>
-          <w:rFonts w:ascii="宋体" w:eastAsia="宋体" w:hAnsi="宋体"/>
+          <w:rFonts w:ascii="宋体" w:eastAsia="宋体" w:hAnsi="宋体" w:hint="eastAsia"/>
           <w:sz w:val="24"/>
         </w:rPr>
       </w:pPr>
@@ -977,7 +967,7 @@
         <w:ind w:firstLineChars="200" w:firstLine="480"/>
         <w:jc w:val="left"/>
         <w:rPr>
-          <w:rFonts w:ascii="宋体" w:eastAsia="宋体" w:hAnsi="宋体"/>
+          <w:rFonts w:ascii="宋体" w:eastAsia="宋体" w:hAnsi="宋体" w:hint="eastAsia"/>
           <w:sz w:val="24"/>
         </w:rPr>
       </w:pPr>
@@ -1199,7 +1189,7 @@
         <w:ind w:firstLineChars="300" w:firstLine="720"/>
         <w:jc w:val="left"/>
         <w:rPr>
-          <w:rFonts w:ascii="Arial" w:eastAsia="宋体" w:hAnsi="Arial" w:cs="Arial" w:hint="eastAsia"/>
+          <w:rFonts w:ascii="Arial" w:eastAsia="宋体" w:hAnsi="Arial" w:cs="Arial"/>
           <w:sz w:val="24"/>
           <w:szCs w:val="24"/>
         </w:rPr>
@@ -1233,20 +1223,14 @@
       <w:pPr>
         <w:pStyle w:val="1"/>
         <w:rPr>
-          <w:rFonts w:ascii="宋体" w:hAnsi="宋体"/>
-        </w:rPr>
-      </w:pPr>
-      <w:r>
-        <w:rPr>
           <w:rFonts w:ascii="宋体" w:hAnsi="宋体" w:hint="eastAsia"/>
         </w:rPr>
-        <w:t>五、</w:t>
-      </w:r>
+      </w:pPr>
       <w:r>
         <w:rPr>
           <w:rFonts w:ascii="宋体" w:hAnsi="宋体" w:hint="eastAsia"/>
         </w:rPr>
-        <w:t>设计思路</w:t>
+        <w:t>五、设计思路</w:t>
       </w:r>
     </w:p>
     <w:p>
@@ -2192,6 +2176,9 @@
             </m:sub>
           </m:sSub>
           <m:r>
+            <m:rPr>
+              <m:sty m:val="p"/>
+            </m:rPr>
             <w:rPr>
               <w:rFonts w:ascii="Arial" w:eastAsia="宋体" w:hAnsi="Arial" w:cs="Arial"/>
               <w:sz w:val="24"/>
@@ -2260,6 +2247,9 @@
             <m:t>符号</m:t>
           </m:r>
           <m:r>
+            <m:rPr>
+              <m:sty m:val="p"/>
+            </m:rPr>
             <w:rPr>
               <w:rFonts w:ascii="Arial" w:eastAsia="宋体" w:hAnsi="Arial" w:cs="Arial"/>
               <w:sz w:val="24"/>
@@ -2425,6 +2415,9 @@
             <m:t>符号</m:t>
           </m:r>
           <m:r>
+            <m:rPr>
+              <m:sty m:val="p"/>
+            </m:rPr>
             <w:rPr>
               <w:rFonts w:ascii="Arial" w:eastAsia="宋体" w:hAnsi="Arial" w:cs="Arial"/>
               <w:sz w:val="24"/>
@@ -2874,6 +2867,9 @@
             </m:sub>
           </m:sSub>
           <m:r>
+            <m:rPr>
+              <m:sty m:val="p"/>
+            </m:rPr>
             <w:rPr>
               <w:rFonts w:ascii="Arial" w:eastAsia="宋体" w:hAnsi="Arial" w:cs="Arial"/>
               <w:sz w:val="24"/>
@@ -3019,6 +3015,9 @@
             </m:den>
           </m:f>
           <m:r>
+            <m:rPr>
+              <m:sty m:val="p"/>
+            </m:rPr>
             <w:rPr>
               <w:rFonts w:ascii="Arial" w:eastAsia="宋体" w:hAnsi="Arial" w:cs="Arial"/>
               <w:sz w:val="24"/>
@@ -3245,6 +3244,9 @@
             </m:e>
           </m:d>
           <m:r>
+            <m:rPr>
+              <m:sty m:val="p"/>
+            </m:rPr>
             <w:rPr>
               <w:rFonts w:ascii="Arial" w:eastAsia="宋体" w:hAnsi="Arial" w:cs="Arial"/>
               <w:sz w:val="24"/>
@@ -3408,6 +3410,9 @@
             </m:e>
           </m:nary>
           <m:r>
+            <m:rPr>
+              <m:sty m:val="p"/>
+            </m:rPr>
             <w:rPr>
               <w:rFonts w:ascii="Arial" w:eastAsia="宋体" w:hAnsi="Arial" w:cs="Arial"/>
               <w:sz w:val="24"/>
@@ -3806,6 +3811,9 @@
             </m:sub>
           </m:sSub>
           <m:r>
+            <m:rPr>
+              <m:sty m:val="p"/>
+            </m:rPr>
             <w:rPr>
               <w:rFonts w:ascii="Arial" w:eastAsia="宋体" w:hAnsi="Arial" w:cs="Arial"/>
               <w:sz w:val="24"/>
@@ -3923,6 +3931,9 @@
             </m:den>
           </m:f>
           <m:r>
+            <m:rPr>
+              <m:sty m:val="p"/>
+            </m:rPr>
             <w:rPr>
               <w:rFonts w:ascii="Arial" w:eastAsia="宋体" w:hAnsi="Arial" w:cs="Arial"/>
               <w:sz w:val="24"/>
@@ -4157,7 +4168,6 @@
           <m:r>
             <w:rPr>
               <w:rFonts w:ascii="Arial" w:eastAsia="宋体" w:hAnsi="Arial" w:cs="Arial"/>
-              <w:i/>
               <w:sz w:val="24"/>
               <w:szCs w:val="24"/>
             </w:rPr>
@@ -4288,6 +4298,9 @@
             </m:sub>
           </m:sSub>
           <m:r>
+            <m:rPr>
+              <m:sty m:val="p"/>
+            </m:rPr>
             <w:rPr>
               <w:rFonts w:ascii="Arial" w:eastAsia="宋体" w:hAnsi="Arial" w:cs="Arial"/>
               <w:sz w:val="24"/>
@@ -4371,6 +4384,9 @@
             </m:sub>
           </m:sSub>
           <m:r>
+            <m:rPr>
+              <m:sty m:val="p"/>
+            </m:rPr>
             <w:rPr>
               <w:rFonts w:ascii="Arial" w:eastAsia="宋体" w:hAnsi="Arial" w:cs="Arial"/>
               <w:sz w:val="24"/>
@@ -4700,6 +4716,9 @@
             </m:den>
           </m:f>
           <m:r>
+            <m:rPr>
+              <m:sty m:val="p"/>
+            </m:rPr>
             <w:rPr>
               <w:rFonts w:ascii="Arial" w:eastAsia="宋体" w:hAnsi="Arial" w:cs="Arial"/>
               <w:sz w:val="24"/>
@@ -4900,6 +4919,9 @@
             </m:den>
           </m:f>
           <m:r>
+            <m:rPr>
+              <m:sty m:val="p"/>
+            </m:rPr>
             <w:rPr>
               <w:rFonts w:ascii="Arial" w:eastAsia="宋体" w:hAnsi="Arial" w:cs="Arial"/>
               <w:sz w:val="24"/>
@@ -4973,7 +4995,7 @@
         <w:spacing w:afterLines="50" w:after="156"/>
         <w:ind w:firstLineChars="200" w:firstLine="480"/>
         <w:rPr>
-          <w:rFonts w:ascii="Arial" w:eastAsia="宋体" w:hAnsi="Arial" w:cs="Arial" w:hint="eastAsia"/>
+          <w:rFonts w:ascii="Arial" w:eastAsia="宋体" w:hAnsi="Arial" w:cs="Arial"/>
           <w:sz w:val="24"/>
           <w:szCs w:val="24"/>
         </w:rPr>
@@ -5141,6 +5163,9 @@
             </m:sub>
           </m:sSub>
           <m:r>
+            <m:rPr>
+              <m:sty m:val="p"/>
+            </m:rPr>
             <w:rPr>
               <w:rFonts w:ascii="Arial" w:eastAsia="宋体" w:hAnsi="Arial" w:cs="Arial"/>
               <w:sz w:val="24"/>
@@ -5277,6 +5302,9 @@
             </m:sub>
           </m:sSub>
           <m:r>
+            <m:rPr>
+              <m:sty m:val="p"/>
+            </m:rPr>
             <w:rPr>
               <w:rFonts w:ascii="Arial" w:eastAsia="宋体" w:hAnsi="Arial" w:cs="Arial"/>
               <w:sz w:val="24"/>
@@ -5309,7 +5337,7 @@
       <w:pPr>
         <w:ind w:firstLineChars="200" w:firstLine="480"/>
         <w:rPr>
-          <w:rFonts w:ascii="Arial" w:eastAsia="宋体" w:hAnsi="Arial" w:cs="Arial" w:hint="eastAsia"/>
+          <w:rFonts w:ascii="Arial" w:eastAsia="宋体" w:hAnsi="Arial" w:cs="Arial"/>
           <w:sz w:val="24"/>
           <w:szCs w:val="24"/>
         </w:rPr>
@@ -5403,6 +5431,9 @@
             </m:den>
           </m:f>
           <m:r>
+            <m:rPr>
+              <m:sty m:val="p"/>
+            </m:rPr>
             <w:rPr>
               <w:rFonts w:ascii="Arial" w:eastAsia="宋体" w:hAnsi="Arial" w:cs="Arial"/>
               <w:sz w:val="24"/>
@@ -5457,7 +5488,6 @@
           <m:r>
             <w:rPr>
               <w:rFonts w:ascii="Arial" w:eastAsia="宋体" w:hAnsi="Arial" w:cs="Arial"/>
-              <w:i/>
               <w:sz w:val="24"/>
               <w:szCs w:val="24"/>
             </w:rPr>
@@ -5492,7 +5522,7 @@
       <w:pPr>
         <w:ind w:firstLineChars="200" w:firstLine="480"/>
         <w:rPr>
-          <w:rFonts w:ascii="Arial" w:eastAsia="宋体" w:hAnsi="Arial" w:cs="Arial" w:hint="eastAsia"/>
+          <w:rFonts w:ascii="Arial" w:eastAsia="宋体" w:hAnsi="Arial" w:cs="Arial"/>
           <w:sz w:val="24"/>
           <w:szCs w:val="24"/>
         </w:rPr>
@@ -6016,16 +6046,16 @@
     <w:p>
       <w:pPr>
         <w:rPr>
-          <w:rFonts w:ascii="Arial" w:eastAsia="宋体" w:hAnsi="Arial" w:cs="Arial" w:hint="eastAsia"/>
-          <w:sz w:val="24"/>
-          <w:szCs w:val="24"/>
-        </w:rPr>
-      </w:pPr>
-    </w:p>
-    <w:p>
-      <w:pPr>
-        <w:rPr>
-          <w:rFonts w:ascii="Arial" w:eastAsia="宋体" w:hAnsi="Arial" w:cs="Arial" w:hint="eastAsia"/>
+          <w:rFonts w:ascii="Arial" w:eastAsia="宋体" w:hAnsi="Arial" w:cs="Arial"/>
+          <w:sz w:val="24"/>
+          <w:szCs w:val="24"/>
+        </w:rPr>
+      </w:pPr>
+    </w:p>
+    <w:p>
+      <w:pPr>
+        <w:rPr>
+          <w:rFonts w:ascii="Arial" w:eastAsia="宋体" w:hAnsi="Arial" w:cs="Arial"/>
           <w:sz w:val="24"/>
           <w:szCs w:val="24"/>
         </w:rPr>
@@ -6035,20 +6065,14 @@
       <w:pPr>
         <w:pStyle w:val="1"/>
         <w:rPr>
-          <w:rFonts w:ascii="宋体" w:hAnsi="宋体"/>
-        </w:rPr>
-      </w:pPr>
-      <w:r>
-        <w:rPr>
           <w:rFonts w:ascii="宋体" w:hAnsi="宋体" w:hint="eastAsia"/>
         </w:rPr>
-        <w:t>六、</w:t>
-      </w:r>
+      </w:pPr>
       <w:r>
         <w:rPr>
           <w:rFonts w:ascii="宋体" w:hAnsi="宋体" w:hint="eastAsia"/>
         </w:rPr>
-        <w:t>上机中出现的问题及解决方法</w:t>
+        <w:t>六、上机中出现的问题及解决方法</w:t>
       </w:r>
     </w:p>
     <w:p>
@@ -6301,21 +6325,15 @@
       <w:pPr>
         <w:pStyle w:val="1"/>
         <w:rPr>
-          <w:rFonts w:ascii="宋体" w:hAnsi="宋体"/>
-        </w:rPr>
-      </w:pPr>
-      <w:r>
-        <w:rPr>
           <w:rFonts w:ascii="宋体" w:hAnsi="宋体" w:hint="eastAsia"/>
         </w:rPr>
+      </w:pPr>
+      <w:r>
+        <w:rPr>
+          <w:rFonts w:ascii="宋体" w:hAnsi="宋体" w:hint="eastAsia"/>
+        </w:rPr>
         <w:lastRenderedPageBreak/>
-        <w:t>七、</w:t>
-      </w:r>
-      <w:r>
-        <w:rPr>
-          <w:rFonts w:ascii="宋体" w:hAnsi="宋体" w:hint="eastAsia"/>
-        </w:rPr>
-        <w:t>结果与结论</w:t>
+        <w:t>七、结果与结论</w:t>
       </w:r>
     </w:p>
     <w:p>
@@ -6640,7 +6658,6 @@
           <m:r>
             <w:rPr>
               <w:rFonts w:ascii="Arial" w:eastAsia="宋体" w:hAnsi="Arial" w:cs="Arial"/>
-              <w:i/>
               <w:sz w:val="24"/>
               <w:szCs w:val="24"/>
             </w:rPr>
@@ -7059,6 +7076,9 @@
             <m:t>符号</m:t>
           </m:r>
           <m:r>
+            <m:rPr>
+              <m:sty m:val="p"/>
+            </m:rPr>
             <w:rPr>
               <w:rFonts w:ascii="Arial" w:eastAsia="宋体" w:hAnsi="Arial" w:cs="Arial"/>
               <w:sz w:val="24"/>
@@ -7278,6 +7298,9 @@
             <m:t>bit</m:t>
           </m:r>
           <m:r>
+            <m:rPr>
+              <m:sty m:val="p"/>
+            </m:rPr>
             <w:rPr>
               <w:rFonts w:ascii="Arial" w:eastAsia="宋体" w:hAnsi="Arial" w:cs="Arial"/>
               <w:sz w:val="24"/>
@@ -8339,6 +8362,9 @@
             <m:t> bit</m:t>
           </m:r>
           <m:r>
+            <m:rPr>
+              <m:sty m:val="p"/>
+            </m:rPr>
             <w:rPr>
               <w:rFonts w:ascii="Arial" w:eastAsia="宋体" w:hAnsi="Arial" w:cs="Arial"/>
               <w:sz w:val="24"/>
@@ -8453,6 +8479,9 @@
             <m:t>符号</m:t>
           </m:r>
           <m:r>
+            <m:rPr>
+              <m:sty m:val="p"/>
+            </m:rPr>
             <w:rPr>
               <w:rFonts w:ascii="Arial" w:eastAsia="宋体" w:hAnsi="Arial" w:cs="Arial"/>
               <w:sz w:val="24"/>
@@ -8657,6 +8686,9 @@
             <m:t>%</m:t>
           </m:r>
           <m:r>
+            <m:rPr>
+              <m:sty m:val="p"/>
+            </m:rPr>
             <w:rPr>
               <w:rFonts w:ascii="Arial" w:eastAsia="宋体" w:hAnsi="Arial" w:cs="Arial"/>
               <w:sz w:val="24"/>
@@ -8820,6 +8852,9 @@
             <m:t>%</m:t>
           </m:r>
           <m:r>
+            <m:rPr>
+              <m:sty m:val="p"/>
+            </m:rPr>
             <w:rPr>
               <w:rFonts w:ascii="Arial" w:eastAsia="宋体" w:hAnsi="Arial" w:cs="Arial"/>
               <w:sz w:val="24"/>
@@ -9183,6 +9218,9 @@
             </m:e>
           </m:d>
           <m:r>
+            <m:rPr>
+              <m:sty m:val="p"/>
+            </m:rPr>
             <w:rPr>
               <w:rFonts w:ascii="Arial" w:eastAsia="宋体" w:hAnsi="Arial" w:cs="Arial"/>
               <w:sz w:val="24"/>
@@ -10503,6 +10541,9 @@
             <m:t>符号</m:t>
           </m:r>
           <m:r>
+            <m:rPr>
+              <m:sty m:val="p"/>
+            </m:rPr>
             <w:rPr>
               <w:rFonts w:ascii="Arial" w:eastAsia="宋体" w:hAnsi="Arial" w:cs="Arial"/>
               <w:sz w:val="24"/>
@@ -10632,6 +10673,9 @@
             <m:t>%</m:t>
           </m:r>
           <m:r>
+            <m:rPr>
+              <m:sty m:val="p"/>
+            </m:rPr>
             <w:rPr>
               <w:rFonts w:ascii="Arial" w:eastAsia="宋体" w:hAnsi="Arial" w:cs="Arial"/>
               <w:sz w:val="24"/>
@@ -10781,6 +10825,9 @@
             <m:t>%</m:t>
           </m:r>
           <m:r>
+            <m:rPr>
+              <m:sty m:val="p"/>
+            </m:rPr>
             <w:rPr>
               <w:rFonts w:ascii="Arial" w:eastAsia="宋体" w:hAnsi="Arial" w:cs="Arial"/>
               <w:sz w:val="24"/>
@@ -11008,7 +11055,6 @@
           <m:r>
             <w:rPr>
               <w:rFonts w:ascii="Arial" w:eastAsia="宋体" w:hAnsi="Arial" w:cs="Arial"/>
-              <w:i/>
               <w:sz w:val="24"/>
               <w:szCs w:val="24"/>
             </w:rPr>
@@ -11057,7 +11103,6 @@
           <m:r>
             <w:rPr>
               <w:rFonts w:ascii="Arial" w:eastAsia="宋体" w:hAnsi="Arial" w:cs="Arial"/>
-              <w:i/>
               <w:sz w:val="24"/>
               <w:szCs w:val="24"/>
             </w:rPr>
@@ -11247,6 +11292,9 @@
             <m:t> bit</m:t>
           </m:r>
           <m:r>
+            <m:rPr>
+              <m:sty m:val="p"/>
+            </m:rPr>
             <w:rPr>
               <w:rFonts w:ascii="Arial" w:eastAsia="宋体" w:hAnsi="Arial" w:cs="Arial"/>
               <w:sz w:val="24"/>
@@ -11401,6 +11449,9 @@
             <m:t>符号</m:t>
           </m:r>
           <m:r>
+            <m:rPr>
+              <m:sty m:val="p"/>
+            </m:rPr>
             <w:rPr>
               <w:rFonts w:ascii="Arial" w:eastAsia="宋体" w:hAnsi="Arial" w:cs="Arial"/>
               <w:sz w:val="24"/>
@@ -11530,6 +11581,9 @@
             <m:t>%</m:t>
           </m:r>
           <m:r>
+            <m:rPr>
+              <m:sty m:val="p"/>
+            </m:rPr>
             <w:rPr>
               <w:rFonts w:ascii="Arial" w:eastAsia="宋体" w:hAnsi="Arial" w:cs="Arial"/>
               <w:sz w:val="24"/>
@@ -11679,6 +11733,9 @@
             <m:t>%</m:t>
           </m:r>
           <m:r>
+            <m:rPr>
+              <m:sty m:val="p"/>
+            </m:rPr>
             <w:rPr>
               <w:rFonts w:ascii="Arial" w:eastAsia="宋体" w:hAnsi="Arial" w:cs="Arial"/>
               <w:sz w:val="24"/>
@@ -12783,6 +12840,9 @@
             <m:t>编码</m:t>
           </m:r>
           <m:r>
+            <m:rPr>
+              <m:sty m:val="p"/>
+            </m:rPr>
             <w:rPr>
               <w:rFonts w:ascii="Arial" w:eastAsia="宋体" w:hAnsi="Arial" w:cs="Arial"/>
               <w:sz w:val="24"/>
@@ -14692,7 +14752,7 @@
       <w:pPr>
         <w:ind w:left="720"/>
         <w:rPr>
-          <w:rFonts w:ascii="Arial" w:eastAsia="宋体" w:hAnsi="Arial" w:cs="Arial" w:hint="eastAsia"/>
+          <w:rFonts w:ascii="Arial" w:eastAsia="宋体" w:hAnsi="Arial" w:cs="Arial"/>
           <w:sz w:val="24"/>
           <w:szCs w:val="24"/>
         </w:rPr>
@@ -14702,20 +14762,14 @@
       <w:pPr>
         <w:pStyle w:val="1"/>
         <w:rPr>
-          <w:rFonts w:ascii="宋体" w:hAnsi="宋体"/>
-        </w:rPr>
-      </w:pPr>
-      <w:r>
-        <w:rPr>
           <w:rFonts w:ascii="宋体" w:hAnsi="宋体" w:hint="eastAsia"/>
         </w:rPr>
-        <w:t>八、</w:t>
-      </w:r>
+      </w:pPr>
       <w:r>
         <w:rPr>
           <w:rFonts w:ascii="宋体" w:hAnsi="宋体" w:hint="eastAsia"/>
         </w:rPr>
-        <w:t>文献查阅报告</w:t>
+        <w:t>八、文献查阅报告</w:t>
       </w:r>
     </w:p>
     <w:p>
@@ -14770,10 +14824,28 @@
       <w:pPr>
         <w:ind w:firstLineChars="200" w:firstLine="480"/>
         <w:rPr>
+          <w:rFonts w:ascii="宋体" w:eastAsia="宋体" w:hAnsi="宋体" w:hint="eastAsia"/>
+          <w:sz w:val="24"/>
+          <w:szCs w:val="24"/>
+        </w:rPr>
+      </w:pPr>
+      <w:r>
+        <w:rPr>
           <w:rFonts w:ascii="宋体" w:eastAsia="宋体" w:hAnsi="宋体"/>
           <w:sz w:val="24"/>
           <w:szCs w:val="24"/>
         </w:rPr>
+        <w:t>随着通信网络、数字媒体和信息存储技术的发展，人们需要处理的数据规模不断扩大。文本、语音和图像等信息如果直接进行存储或传输，通常会占用较多的存储空间和通信带宽。信源编码的主要任务就是利用信源中存在的统计冗余、结构冗余以及人类感知冗余，用尽可能少的比特表示原始信息。</w:t>
+      </w:r>
+    </w:p>
+    <w:p>
+      <w:pPr>
+        <w:ind w:firstLineChars="200" w:firstLine="480"/>
+        <w:rPr>
+          <w:rFonts w:ascii="宋体" w:eastAsia="宋体" w:hAnsi="宋体" w:hint="eastAsia"/>
+          <w:sz w:val="24"/>
+          <w:szCs w:val="24"/>
+        </w:rPr>
       </w:pPr>
       <w:r>
         <w:rPr>
@@ -14781,45 +14853,46 @@
           <w:sz w:val="24"/>
           <w:szCs w:val="24"/>
         </w:rPr>
-        <w:t>随着通信网络、数字媒体和信息存储技术的发展，人们需要处理的数据规模不断扩大。文本、语音和图像等信息如果直接进行存储或传输，通常会占用较多的存储空间和通信带宽。信源编码的主要任务就是利用信源中存在的统计冗余、结构冗余以及人类感知冗余，用尽可能少的比特表示原始信息。</w:t>
-      </w:r>
-    </w:p>
-    <w:p>
-      <w:pPr>
-        <w:ind w:firstLineChars="200" w:firstLine="480"/>
+        <w:t>根据信息能否完全恢复，信源编码可以分为无失真编码和限失真编码。无失真编码要求译码结果与原始数据完全一致，主要用于文本、程序、实验数据和控制信息等不允许发生错误的场景；限失真编码允许在一定范围内损失部分信息，主要用于语音、图像和视频等具有感知冗余的多媒体信号。</w:t>
+      </w:r>
+      <w:r>
+        <w:rPr>
+          <w:rFonts w:ascii="宋体" w:eastAsia="宋体" w:hAnsi="宋体" w:hint="eastAsia"/>
+          <w:sz w:val="24"/>
+          <w:szCs w:val="24"/>
+        </w:rPr>
+        <w:t>我将</w:t>
+      </w:r>
+      <w:r>
         <w:rPr>
           <w:rFonts w:ascii="宋体" w:eastAsia="宋体" w:hAnsi="宋体"/>
           <w:sz w:val="24"/>
           <w:szCs w:val="24"/>
         </w:rPr>
-      </w:pPr>
-      <w:r>
-        <w:rPr>
-          <w:rFonts w:ascii="宋体" w:eastAsia="宋体" w:hAnsi="宋体"/>
-          <w:sz w:val="24"/>
-          <w:szCs w:val="24"/>
-        </w:rPr>
-        <w:t>根据信息能否完全恢复，信源编码可以分为无失真编码和限失真编码。无失真编码要求译码结果与原始数据完全一致，主要用于文本、程序、实验数据和控制信息等不允许发生错误的场景；限失真编码允许在一定范围内损失部分信息，主要用于语音、图像和视频等具有感知冗余的多媒体信号。</w:t>
-      </w:r>
-      <w:r>
+        <w:t>结合相关文献，对常用无失真信源编码、语音压缩编码和图像压缩编码的基本原理、特点、优缺点及应用情况进行综述。</w:t>
+      </w:r>
+    </w:p>
+    <w:p>
+      <w:pPr>
         <w:rPr>
           <w:rFonts w:ascii="宋体" w:eastAsia="宋体" w:hAnsi="宋体" w:hint="eastAsia"/>
-          <w:sz w:val="24"/>
-          <w:szCs w:val="24"/>
-        </w:rPr>
-        <w:t>我将</w:t>
-      </w:r>
-      <w:r>
-        <w:rPr>
-          <w:rFonts w:ascii="宋体" w:eastAsia="宋体" w:hAnsi="宋体"/>
-          <w:sz w:val="24"/>
-          <w:szCs w:val="24"/>
-        </w:rPr>
-        <w:t>结合相关文献，对常用无失真信源编码、语音压缩编码和图像压缩编码的基本原理、特点、优缺点及应用情况进行综述。</w:t>
-      </w:r>
-    </w:p>
-    <w:p>
-      <w:pPr>
+          <w:b/>
+          <w:bCs/>
+          <w:sz w:val="24"/>
+          <w:szCs w:val="24"/>
+        </w:rPr>
+      </w:pPr>
+      <w:r>
+        <w:rPr>
+          <w:rFonts w:ascii="Segoe UI Symbol" w:eastAsia="宋体" w:hAnsi="Segoe UI Symbol" w:cs="Segoe UI Symbol"/>
+          <w:b/>
+          <w:bCs/>
+          <w:sz w:val="24"/>
+          <w:szCs w:val="24"/>
+        </w:rPr>
+        <w:t>❖</w:t>
+      </w:r>
+      <w:r>
         <w:rPr>
           <w:rFonts w:ascii="宋体" w:eastAsia="宋体" w:hAnsi="宋体"/>
           <w:b/>
@@ -14827,25 +14900,6 @@
           <w:sz w:val="24"/>
           <w:szCs w:val="24"/>
         </w:rPr>
-      </w:pPr>
-      <w:r>
-        <w:rPr>
-          <w:rFonts w:ascii="Segoe UI Symbol" w:eastAsia="宋体" w:hAnsi="Segoe UI Symbol" w:cs="Segoe UI Symbol"/>
-          <w:b/>
-          <w:bCs/>
-          <w:sz w:val="24"/>
-          <w:szCs w:val="24"/>
-        </w:rPr>
-        <w:t>❖</w:t>
-      </w:r>
-      <w:r>
-        <w:rPr>
-          <w:rFonts w:ascii="宋体" w:eastAsia="宋体" w:hAnsi="宋体"/>
-          <w:b/>
-          <w:bCs/>
-          <w:sz w:val="24"/>
-          <w:szCs w:val="24"/>
-        </w:rPr>
         <w:t>无失真信源编码</w:t>
       </w:r>
     </w:p>
@@ -14854,7 +14908,7 @@
         <w:spacing w:afterLines="50" w:after="156"/>
         <w:ind w:firstLineChars="200" w:firstLine="480"/>
         <w:rPr>
-          <w:rFonts w:ascii="宋体" w:eastAsia="宋体" w:hAnsi="宋体"/>
+          <w:rFonts w:ascii="宋体" w:eastAsia="宋体" w:hAnsi="宋体" w:hint="eastAsia"/>
           <w:sz w:val="24"/>
           <w:szCs w:val="24"/>
         </w:rPr>
@@ -14877,21 +14931,21 @@
         <w:spacing w:afterLines="50" w:after="156"/>
         <w:ind w:left="714" w:hanging="357"/>
         <w:rPr>
+          <w:rFonts w:ascii="宋体" w:eastAsia="宋体" w:hAnsi="宋体" w:hint="eastAsia"/>
+          <w:b/>
+          <w:bCs/>
+          <w:sz w:val="24"/>
+          <w:szCs w:val="24"/>
+        </w:rPr>
+      </w:pPr>
+      <w:r>
+        <w:rPr>
           <w:rFonts w:ascii="宋体" w:eastAsia="宋体" w:hAnsi="宋体"/>
           <w:b/>
           <w:bCs/>
           <w:sz w:val="24"/>
           <w:szCs w:val="24"/>
         </w:rPr>
-      </w:pPr>
-      <w:r>
-        <w:rPr>
-          <w:rFonts w:ascii="宋体" w:eastAsia="宋体" w:hAnsi="宋体"/>
-          <w:b/>
-          <w:bCs/>
-          <w:sz w:val="24"/>
-          <w:szCs w:val="24"/>
-        </w:rPr>
         <w:lastRenderedPageBreak/>
         <w:t>Huffman编码</w:t>
       </w:r>
@@ -14900,10 +14954,28 @@
       <w:pPr>
         <w:ind w:firstLineChars="200" w:firstLine="480"/>
         <w:rPr>
+          <w:rFonts w:ascii="宋体" w:eastAsia="宋体" w:hAnsi="宋体" w:hint="eastAsia"/>
+          <w:sz w:val="24"/>
+          <w:szCs w:val="24"/>
+        </w:rPr>
+      </w:pPr>
+      <w:r>
+        <w:rPr>
           <w:rFonts w:ascii="宋体" w:eastAsia="宋体" w:hAnsi="宋体"/>
           <w:sz w:val="24"/>
           <w:szCs w:val="24"/>
         </w:rPr>
+        <w:t>Huffman编码是典型的变长无失真编码。其基本思想是根据各信源符号的出现概率构造二叉树，为出现概率较大的符号分配较短码字，为出现概率较小的符号分配较长码字。构造过程中，每次选择概率最小的两个节点进行合并，直至形成完整的Huffman树。</w:t>
+      </w:r>
+    </w:p>
+    <w:p>
+      <w:pPr>
+        <w:ind w:firstLineChars="200" w:firstLine="480"/>
+        <w:rPr>
+          <w:rFonts w:ascii="宋体" w:eastAsia="宋体" w:hAnsi="宋体" w:hint="eastAsia"/>
+          <w:sz w:val="24"/>
+          <w:szCs w:val="24"/>
+        </w:rPr>
       </w:pPr>
       <w:r>
         <w:rPr>
@@ -14911,32 +14983,14 @@
           <w:sz w:val="24"/>
           <w:szCs w:val="24"/>
         </w:rPr>
-        <w:t>Huffman编码是典型的变长无失真编码。其基本思想是根据各信源符号的出现概率构造二叉树，为出现概率较大的符号分配较短码字，为出现概率较小的符号分配较长码字。构造过程中，每次选择概率最小的两个节点进行合并，直至形成完整的Huffman树。</w:t>
+        <w:t>Huffman码属于即时码，任何码字都不是其他码字的前缀，因此可以从码流起点开始逐个译码，不需要附加分隔符。在信源符号概率已知且各码字长度必须为整数的条件下，Huffman编码能够获得较小的平均码长。</w:t>
       </w:r>
     </w:p>
     <w:p>
       <w:pPr>
         <w:ind w:firstLineChars="200" w:firstLine="480"/>
         <w:rPr>
-          <w:rFonts w:ascii="宋体" w:eastAsia="宋体" w:hAnsi="宋体"/>
-          <w:sz w:val="24"/>
-          <w:szCs w:val="24"/>
-        </w:rPr>
-      </w:pPr>
-      <w:r>
-        <w:rPr>
-          <w:rFonts w:ascii="宋体" w:eastAsia="宋体" w:hAnsi="宋体"/>
-          <w:sz w:val="24"/>
-          <w:szCs w:val="24"/>
-        </w:rPr>
-        <w:t>Huffman码属于即时码，任何码字都不是其他码字的前缀，因此可以从码流起点开始逐个译码，不需要附加分隔符。在信源符号概率已知且各码字长度必须为整数的条件下，Huffman编码能够获得较小的平均码长。</w:t>
-      </w:r>
-    </w:p>
-    <w:p>
-      <w:pPr>
-        <w:ind w:firstLineChars="200" w:firstLine="480"/>
-        <w:rPr>
-          <w:rFonts w:ascii="宋体" w:eastAsia="宋体" w:hAnsi="宋体"/>
+          <w:rFonts w:ascii="宋体" w:eastAsia="宋体" w:hAnsi="宋体" w:hint="eastAsia"/>
           <w:sz w:val="24"/>
           <w:szCs w:val="24"/>
         </w:rPr>
@@ -14959,47 +15013,47 @@
         <w:spacing w:afterLines="50" w:after="156"/>
         <w:ind w:left="714" w:hanging="357"/>
         <w:rPr>
+          <w:rFonts w:ascii="宋体" w:eastAsia="宋体" w:hAnsi="宋体" w:hint="eastAsia"/>
+          <w:b/>
+          <w:bCs/>
+          <w:sz w:val="24"/>
+          <w:szCs w:val="24"/>
+        </w:rPr>
+      </w:pPr>
+      <w:r>
+        <w:rPr>
           <w:rFonts w:ascii="宋体" w:eastAsia="宋体" w:hAnsi="宋体"/>
           <w:b/>
           <w:bCs/>
           <w:sz w:val="24"/>
           <w:szCs w:val="24"/>
         </w:rPr>
+        <w:t>算术编码</w:t>
+      </w:r>
+    </w:p>
+    <w:p>
+      <w:pPr>
+        <w:ind w:firstLineChars="200" w:firstLine="480"/>
+        <w:rPr>
+          <w:rFonts w:ascii="宋体" w:eastAsia="宋体" w:hAnsi="宋体" w:hint="eastAsia"/>
+          <w:sz w:val="24"/>
+          <w:szCs w:val="24"/>
+        </w:rPr>
       </w:pPr>
       <w:r>
         <w:rPr>
           <w:rFonts w:ascii="宋体" w:eastAsia="宋体" w:hAnsi="宋体"/>
-          <w:b/>
-          <w:bCs/>
-          <w:sz w:val="24"/>
-          <w:szCs w:val="24"/>
-        </w:rPr>
-        <w:t>算术编码</w:t>
+          <w:sz w:val="24"/>
+          <w:szCs w:val="24"/>
+        </w:rPr>
+        <w:t>算术编码不再为每一个符号单独分配一个整数长度的码字，而是把整个符号序列映射为区间内的一个数。编码开始时取区间[0,1)，根据符号概率将当前区间划分为若干子区间；每输入一个符号，就选择该符号对应的子区间继续划分。序列处理结束后，只需要在最终区间内选择一个数作为编码结果。</w:t>
       </w:r>
     </w:p>
     <w:p>
       <w:pPr>
         <w:ind w:firstLineChars="200" w:firstLine="480"/>
         <w:rPr>
-          <w:rFonts w:ascii="宋体" w:eastAsia="宋体" w:hAnsi="宋体"/>
-          <w:sz w:val="24"/>
-          <w:szCs w:val="24"/>
-        </w:rPr>
-      </w:pPr>
-      <w:r>
-        <w:rPr>
-          <w:rFonts w:ascii="宋体" w:eastAsia="宋体" w:hAnsi="宋体"/>
-          <w:sz w:val="24"/>
-          <w:szCs w:val="24"/>
-        </w:rPr>
-        <w:t>算术编码不再为每一个符号单独分配一个整数长度的码字，而是把整个符号序列映射为区间内的一个数。编码开始时取区间[0,1)，根据符号概率将当前区间划分为若干子区间；每输入一个符号，就选择该符号对应的子区间继续划分。序列处理结束后，只需要在最终区间内选择一个数作为编码结果。</w:t>
-      </w:r>
-    </w:p>
-    <w:p>
-      <w:pPr>
-        <w:ind w:firstLineChars="200" w:firstLine="480"/>
-        <w:rPr>
-          <w:rFonts w:ascii="宋体" w:eastAsia="宋体" w:hAnsi="宋体"/>
+          <w:rFonts w:ascii="宋体" w:eastAsia="宋体" w:hAnsi="宋体" w:hint="eastAsia"/>
           <w:sz w:val="24"/>
           <w:szCs w:val="24"/>
         </w:rPr>
@@ -15018,7 +15072,7 @@
         <w:spacing w:afterLines="50" w:after="156"/>
         <w:ind w:firstLineChars="200" w:firstLine="480"/>
         <w:rPr>
-          <w:rFonts w:ascii="宋体" w:eastAsia="宋体" w:hAnsi="宋体"/>
+          <w:rFonts w:ascii="宋体" w:eastAsia="宋体" w:hAnsi="宋体" w:hint="eastAsia"/>
           <w:sz w:val="24"/>
           <w:szCs w:val="24"/>
         </w:rPr>
@@ -15041,47 +15095,47 @@
         <w:spacing w:afterLines="50" w:after="156"/>
         <w:ind w:left="714" w:hanging="357"/>
         <w:rPr>
+          <w:rFonts w:ascii="宋体" w:eastAsia="宋体" w:hAnsi="宋体" w:hint="eastAsia"/>
+          <w:b/>
+          <w:bCs/>
+          <w:sz w:val="24"/>
+          <w:szCs w:val="24"/>
+        </w:rPr>
+      </w:pPr>
+      <w:r>
+        <w:rPr>
           <w:rFonts w:ascii="宋体" w:eastAsia="宋体" w:hAnsi="宋体"/>
           <w:b/>
           <w:bCs/>
           <w:sz w:val="24"/>
           <w:szCs w:val="24"/>
         </w:rPr>
+        <w:t>Lempel-Ziv字典编码</w:t>
+      </w:r>
+    </w:p>
+    <w:p>
+      <w:pPr>
+        <w:ind w:firstLineChars="200" w:firstLine="480"/>
+        <w:rPr>
+          <w:rFonts w:ascii="宋体" w:eastAsia="宋体" w:hAnsi="宋体" w:hint="eastAsia"/>
+          <w:sz w:val="24"/>
+          <w:szCs w:val="24"/>
+        </w:rPr>
       </w:pPr>
       <w:r>
         <w:rPr>
           <w:rFonts w:ascii="宋体" w:eastAsia="宋体" w:hAnsi="宋体"/>
-          <w:b/>
-          <w:bCs/>
-          <w:sz w:val="24"/>
-          <w:szCs w:val="24"/>
-        </w:rPr>
-        <w:t>Lempel-Ziv字典编码</w:t>
+          <w:sz w:val="24"/>
+          <w:szCs w:val="24"/>
+        </w:rPr>
+        <w:t>Lempel-Ziv编码不要求事先知道信源符号的概率，而是通过寻找数据中重复出现的字符串建立字典。其中，LZ77利用滑动窗口搜索前面已经出现过的字符串，并使用“匹配长度和匹配距离”等信息代替重复内容；LZ78则在编码过程中逐渐建立显式字典，用字典索引表示已经出现过的短语。</w:t>
       </w:r>
     </w:p>
     <w:p>
       <w:pPr>
         <w:ind w:firstLineChars="200" w:firstLine="480"/>
         <w:rPr>
-          <w:rFonts w:ascii="宋体" w:eastAsia="宋体" w:hAnsi="宋体"/>
-          <w:sz w:val="24"/>
-          <w:szCs w:val="24"/>
-        </w:rPr>
-      </w:pPr>
-      <w:r>
-        <w:rPr>
-          <w:rFonts w:ascii="宋体" w:eastAsia="宋体" w:hAnsi="宋体"/>
-          <w:sz w:val="24"/>
-          <w:szCs w:val="24"/>
-        </w:rPr>
-        <w:t>Lempel-Ziv编码不要求事先知道信源符号的概率，而是通过寻找数据中重复出现的字符串建立字典。其中，LZ77利用滑动窗口搜索前面已经出现过的字符串，并使用“匹配长度和匹配距离”等信息代替重复内容；LZ78则在编码过程中逐渐建立显式字典，用字典索引表示已经出现过的短语。</w:t>
-      </w:r>
-    </w:p>
-    <w:p>
-      <w:pPr>
-        <w:ind w:firstLineChars="200" w:firstLine="480"/>
-        <w:rPr>
-          <w:rFonts w:ascii="宋体" w:eastAsia="宋体" w:hAnsi="宋体"/>
+          <w:rFonts w:ascii="宋体" w:eastAsia="宋体" w:hAnsi="宋体" w:hint="eastAsia"/>
           <w:sz w:val="24"/>
           <w:szCs w:val="24"/>
         </w:rPr>
@@ -15100,7 +15154,7 @@
         <w:spacing w:afterLines="50" w:after="156"/>
         <w:ind w:firstLineChars="200" w:firstLine="480"/>
         <w:rPr>
-          <w:rFonts w:ascii="宋体" w:eastAsia="宋体" w:hAnsi="宋体"/>
+          <w:rFonts w:ascii="宋体" w:eastAsia="宋体" w:hAnsi="宋体" w:hint="eastAsia"/>
           <w:sz w:val="24"/>
           <w:szCs w:val="24"/>
         </w:rPr>
@@ -15123,21 +15177,21 @@
         <w:spacing w:afterLines="50" w:after="156"/>
         <w:ind w:left="714" w:hanging="357"/>
         <w:rPr>
+          <w:rFonts w:ascii="宋体" w:eastAsia="宋体" w:hAnsi="宋体" w:hint="eastAsia"/>
+          <w:b/>
+          <w:bCs/>
+          <w:sz w:val="24"/>
+          <w:szCs w:val="24"/>
+        </w:rPr>
+      </w:pPr>
+      <w:r>
+        <w:rPr>
           <w:rFonts w:ascii="宋体" w:eastAsia="宋体" w:hAnsi="宋体"/>
           <w:b/>
           <w:bCs/>
           <w:sz w:val="24"/>
           <w:szCs w:val="24"/>
         </w:rPr>
-      </w:pPr>
-      <w:r>
-        <w:rPr>
-          <w:rFonts w:ascii="宋体" w:eastAsia="宋体" w:hAnsi="宋体"/>
-          <w:b/>
-          <w:bCs/>
-          <w:sz w:val="24"/>
-          <w:szCs w:val="24"/>
-        </w:rPr>
         <w:t>游程编码</w:t>
       </w:r>
     </w:p>
@@ -15145,7 +15199,7 @@
       <w:pPr>
         <w:ind w:firstLineChars="200" w:firstLine="480"/>
         <w:rPr>
-          <w:rFonts w:ascii="宋体" w:eastAsia="宋体" w:hAnsi="宋体"/>
+          <w:rFonts w:ascii="宋体" w:eastAsia="宋体" w:hAnsi="宋体" w:hint="eastAsia"/>
           <w:sz w:val="24"/>
           <w:szCs w:val="24"/>
         </w:rPr>
@@ -15172,24 +15226,24 @@
       <w:pPr>
         <w:ind w:firstLineChars="200" w:firstLine="480"/>
         <w:rPr>
+          <w:rFonts w:ascii="宋体" w:eastAsia="宋体" w:hAnsi="宋体" w:hint="eastAsia"/>
+          <w:sz w:val="24"/>
+          <w:szCs w:val="24"/>
+        </w:rPr>
+      </w:pPr>
+      <w:r>
+        <w:rPr>
           <w:rFonts w:ascii="宋体" w:eastAsia="宋体" w:hAnsi="宋体"/>
           <w:sz w:val="24"/>
           <w:szCs w:val="24"/>
         </w:rPr>
-      </w:pPr>
-      <w:r>
-        <w:rPr>
-          <w:rFonts w:ascii="宋体" w:eastAsia="宋体" w:hAnsi="宋体"/>
-          <w:sz w:val="24"/>
-          <w:szCs w:val="24"/>
-        </w:rPr>
         <w:t>其缺点是对自然图像、普通文本以及变化频繁的数据适应性较差。当数据中几乎不存在连续重复符号时，记录符号及其长度反而可能使数据量增加。因此，游程编码通常不单独用于通用压缩，而是作为传真、二值图像、位图文件或变换编码后的辅助压缩环节。</w:t>
       </w:r>
     </w:p>
     <w:p>
       <w:pPr>
         <w:rPr>
-          <w:rFonts w:ascii="宋体" w:eastAsia="宋体" w:hAnsi="宋体"/>
+          <w:rFonts w:ascii="宋体" w:eastAsia="宋体" w:hAnsi="宋体" w:hint="eastAsia"/>
           <w:sz w:val="24"/>
           <w:szCs w:val="24"/>
         </w:rPr>
@@ -15219,7 +15273,7 @@
       <w:pPr>
         <w:ind w:firstLineChars="200" w:firstLine="480"/>
         <w:rPr>
-          <w:rFonts w:ascii="宋体" w:eastAsia="宋体" w:hAnsi="宋体"/>
+          <w:rFonts w:ascii="宋体" w:eastAsia="宋体" w:hAnsi="宋体" w:hint="eastAsia"/>
           <w:sz w:val="24"/>
           <w:szCs w:val="24"/>
         </w:rPr>
@@ -15242,65 +15296,65 @@
         <w:spacing w:beforeLines="50" w:before="156" w:afterLines="50" w:after="156"/>
         <w:ind w:left="714" w:hanging="357"/>
         <w:rPr>
+          <w:rFonts w:ascii="宋体" w:eastAsia="宋体" w:hAnsi="宋体" w:hint="eastAsia"/>
+          <w:b/>
+          <w:bCs/>
+          <w:sz w:val="24"/>
+          <w:szCs w:val="24"/>
+        </w:rPr>
+      </w:pPr>
+      <w:r>
+        <w:rPr>
           <w:rFonts w:ascii="宋体" w:eastAsia="宋体" w:hAnsi="宋体"/>
           <w:b/>
           <w:bCs/>
           <w:sz w:val="24"/>
           <w:szCs w:val="24"/>
         </w:rPr>
+        <w:t>波形编码</w:t>
+      </w:r>
+    </w:p>
+    <w:p>
+      <w:pPr>
+        <w:ind w:firstLineChars="200" w:firstLine="480"/>
+        <w:rPr>
+          <w:rFonts w:ascii="宋体" w:eastAsia="宋体" w:hAnsi="宋体" w:hint="eastAsia"/>
+          <w:sz w:val="24"/>
+          <w:szCs w:val="24"/>
+        </w:rPr>
       </w:pPr>
       <w:r>
         <w:rPr>
           <w:rFonts w:ascii="宋体" w:eastAsia="宋体" w:hAnsi="宋体"/>
-          <w:b/>
-          <w:bCs/>
-          <w:sz w:val="24"/>
-          <w:szCs w:val="24"/>
-        </w:rPr>
-        <w:t>波形编码</w:t>
+          <w:sz w:val="24"/>
+          <w:szCs w:val="24"/>
+        </w:rPr>
+        <w:t>波形编码以尽可能保持语音波形为目标。PCM是最基本的语音数字化方式，其过程包括采样、量化和编码。由于量化会引入量化误差，普通PCM并不是严格意义上的无失真编码。PCM结构简单、时延较小，能够获得稳定的语音质量，但码率较高，对传输带宽要求较大。</w:t>
       </w:r>
     </w:p>
     <w:p>
       <w:pPr>
         <w:ind w:firstLineChars="200" w:firstLine="480"/>
         <w:rPr>
+          <w:rFonts w:ascii="宋体" w:eastAsia="宋体" w:hAnsi="宋体" w:hint="eastAsia"/>
+          <w:sz w:val="24"/>
+          <w:szCs w:val="24"/>
+        </w:rPr>
+      </w:pPr>
+      <w:r>
+        <w:rPr>
           <w:rFonts w:ascii="宋体" w:eastAsia="宋体" w:hAnsi="宋体"/>
           <w:sz w:val="24"/>
           <w:szCs w:val="24"/>
         </w:rPr>
-      </w:pPr>
-      <w:r>
-        <w:rPr>
-          <w:rFonts w:ascii="宋体" w:eastAsia="宋体" w:hAnsi="宋体"/>
-          <w:sz w:val="24"/>
-          <w:szCs w:val="24"/>
-        </w:rPr>
-        <w:t>波形编码以尽可能保持语音波形为目标。PCM是最基本的语音数字化方式，其过程包括采样、量化和编码。由于量化会引入量化误差，普通PCM并不是严格意义上的无失真编码。PCM结构简单、时延较小，能够获得稳定的语音质量，但码率较高，对传输带宽要求较大。</w:t>
+        <w:t>ADPCM在差分脉冲编码的基础上，根据语音信号的变化动态调整预测器和量化步长。编码器主要传输实际采样值与预测值之间的差值。由于相邻语音样值通常具有较强相关性，预测误差的动态范围小于原始信号，从而可以使用较少的比特完成量化。ITU-T G.726规定了16、24、32和40 kbit/s的ADPCM编码方式。</w:t>
       </w:r>
     </w:p>
     <w:p>
       <w:pPr>
         <w:ind w:firstLineChars="200" w:firstLine="480"/>
         <w:rPr>
-          <w:rFonts w:ascii="宋体" w:eastAsia="宋体" w:hAnsi="宋体"/>
-          <w:sz w:val="24"/>
-          <w:szCs w:val="24"/>
-        </w:rPr>
-      </w:pPr>
-      <w:r>
-        <w:rPr>
-          <w:rFonts w:ascii="宋体" w:eastAsia="宋体" w:hAnsi="宋体"/>
-          <w:sz w:val="24"/>
-          <w:szCs w:val="24"/>
-        </w:rPr>
-        <w:t>ADPCM在差分脉冲编码的基础上，根据语音信号的变化动态调整预测器和量化步长。编码器主要传输实际采样值与预测值之间的差值。由于相邻语音样值通常具有较强相关性，预测误差的动态范围小于原始信号，从而可以使用较少的比特完成量化。ITU-T G.726规定了16、24、32和40 kbit/s的ADPCM编码方式。</w:t>
-      </w:r>
-    </w:p>
-    <w:p>
-      <w:pPr>
-        <w:ind w:firstLineChars="200" w:firstLine="480"/>
-        <w:rPr>
-          <w:rFonts w:ascii="宋体" w:eastAsia="宋体" w:hAnsi="宋体"/>
+          <w:rFonts w:ascii="宋体" w:eastAsia="宋体" w:hAnsi="宋体" w:hint="eastAsia"/>
           <w:sz w:val="24"/>
           <w:szCs w:val="24"/>
         </w:rPr>
@@ -15323,47 +15377,47 @@
         <w:spacing w:beforeLines="50" w:before="156" w:afterLines="50" w:after="156"/>
         <w:ind w:left="714" w:hanging="357"/>
         <w:rPr>
+          <w:rFonts w:ascii="宋体" w:eastAsia="宋体" w:hAnsi="宋体" w:hint="eastAsia"/>
+          <w:b/>
+          <w:bCs/>
+          <w:sz w:val="24"/>
+          <w:szCs w:val="24"/>
+        </w:rPr>
+      </w:pPr>
+      <w:r>
+        <w:rPr>
           <w:rFonts w:ascii="宋体" w:eastAsia="宋体" w:hAnsi="宋体"/>
           <w:b/>
           <w:bCs/>
           <w:sz w:val="24"/>
           <w:szCs w:val="24"/>
         </w:rPr>
+        <w:t>参数编码</w:t>
+      </w:r>
+    </w:p>
+    <w:p>
+      <w:pPr>
+        <w:ind w:firstLineChars="200" w:firstLine="480"/>
+        <w:rPr>
+          <w:rFonts w:ascii="宋体" w:eastAsia="宋体" w:hAnsi="宋体" w:hint="eastAsia"/>
+          <w:sz w:val="24"/>
+          <w:szCs w:val="24"/>
+        </w:rPr>
       </w:pPr>
       <w:r>
         <w:rPr>
           <w:rFonts w:ascii="宋体" w:eastAsia="宋体" w:hAnsi="宋体"/>
-          <w:b/>
-          <w:bCs/>
-          <w:sz w:val="24"/>
-          <w:szCs w:val="24"/>
-        </w:rPr>
-        <w:t>参数编码</w:t>
+          <w:sz w:val="24"/>
+          <w:szCs w:val="24"/>
+        </w:rPr>
+        <w:t>参数编码也称声码器编码，其基本思想是建立人的语音产生模型，不直接传输语音波形，而是提取基音周期、清浊音判决、声道滤波器系数和增益等参数。接收端根据这些参数合成语音。</w:t>
       </w:r>
     </w:p>
     <w:p>
       <w:pPr>
         <w:ind w:firstLineChars="200" w:firstLine="480"/>
         <w:rPr>
-          <w:rFonts w:ascii="宋体" w:eastAsia="宋体" w:hAnsi="宋体"/>
-          <w:sz w:val="24"/>
-          <w:szCs w:val="24"/>
-        </w:rPr>
-      </w:pPr>
-      <w:r>
-        <w:rPr>
-          <w:rFonts w:ascii="宋体" w:eastAsia="宋体" w:hAnsi="宋体"/>
-          <w:sz w:val="24"/>
-          <w:szCs w:val="24"/>
-        </w:rPr>
-        <w:t>参数编码也称声码器编码，其基本思想是建立人的语音产生模型，不直接传输语音波形，而是提取基音周期、清浊音判决、声道滤波器系数和增益等参数。接收端根据这些参数合成语音。</w:t>
-      </w:r>
-    </w:p>
-    <w:p>
-      <w:pPr>
-        <w:ind w:firstLineChars="200" w:firstLine="480"/>
-        <w:rPr>
-          <w:rFonts w:ascii="宋体" w:eastAsia="宋体" w:hAnsi="宋体"/>
+          <w:rFonts w:ascii="宋体" w:eastAsia="宋体" w:hAnsi="宋体" w:hint="eastAsia"/>
           <w:sz w:val="24"/>
           <w:szCs w:val="24"/>
         </w:rPr>
@@ -15386,65 +15440,65 @@
         <w:spacing w:beforeLines="50" w:before="156" w:afterLines="50" w:after="156"/>
         <w:ind w:left="714" w:hanging="357"/>
         <w:rPr>
+          <w:rFonts w:ascii="宋体" w:eastAsia="宋体" w:hAnsi="宋体" w:hint="eastAsia"/>
+          <w:b/>
+          <w:bCs/>
+          <w:sz w:val="24"/>
+          <w:szCs w:val="24"/>
+        </w:rPr>
+      </w:pPr>
+      <w:r>
+        <w:rPr>
           <w:rFonts w:ascii="宋体" w:eastAsia="宋体" w:hAnsi="宋体"/>
           <w:b/>
           <w:bCs/>
           <w:sz w:val="24"/>
           <w:szCs w:val="24"/>
         </w:rPr>
+        <w:t>混合编码</w:t>
+      </w:r>
+    </w:p>
+    <w:p>
+      <w:pPr>
+        <w:ind w:firstLineChars="200" w:firstLine="480"/>
+        <w:rPr>
+          <w:rFonts w:ascii="宋体" w:eastAsia="宋体" w:hAnsi="宋体" w:hint="eastAsia"/>
+          <w:sz w:val="24"/>
+          <w:szCs w:val="24"/>
+        </w:rPr>
       </w:pPr>
       <w:r>
         <w:rPr>
           <w:rFonts w:ascii="宋体" w:eastAsia="宋体" w:hAnsi="宋体"/>
-          <w:b/>
-          <w:bCs/>
-          <w:sz w:val="24"/>
-          <w:szCs w:val="24"/>
-        </w:rPr>
-        <w:t>混合编码</w:t>
+          <w:sz w:val="24"/>
+          <w:szCs w:val="24"/>
+        </w:rPr>
+        <w:t>混合编码综合了波形编码和参数编码的特点，其中应用较广的是码激励线性预测编码，即CELP。CELP利用线性预测模型表示声道特性，同时在激励码本中搜索最合适的激励序列，使合成语音在感知加权意义下尽可能接近原始语音。</w:t>
       </w:r>
     </w:p>
     <w:p>
       <w:pPr>
         <w:ind w:firstLineChars="200" w:firstLine="480"/>
         <w:rPr>
+          <w:rFonts w:ascii="宋体" w:eastAsia="宋体" w:hAnsi="宋体" w:hint="eastAsia"/>
+          <w:sz w:val="24"/>
+          <w:szCs w:val="24"/>
+        </w:rPr>
+      </w:pPr>
+      <w:r>
+        <w:rPr>
           <w:rFonts w:ascii="宋体" w:eastAsia="宋体" w:hAnsi="宋体"/>
           <w:sz w:val="24"/>
           <w:szCs w:val="24"/>
         </w:rPr>
-      </w:pPr>
-      <w:r>
-        <w:rPr>
-          <w:rFonts w:ascii="宋体" w:eastAsia="宋体" w:hAnsi="宋体"/>
-          <w:sz w:val="24"/>
-          <w:szCs w:val="24"/>
-        </w:rPr>
-        <w:t>混合编码综合了波形编码和参数编码的特点，其中应用较广的是码激励线性预测编码，即CELP。CELP利用线性预测模型表示声道特性，同时在激励码本中搜索最合适的激励序列，使合成语音在感知加权意义下尽可能接近原始语音。</w:t>
+        <w:t>ITU-T G.729采用共轭结构代数码激励线性预测技术，以较低的码率获得可接受的窄带语音质量，适用于网络电话、语音网关和带宽受限的通信系统。与PCM相比，G.729能够显著降低传输码率，但算法计算量更大，对处理器性能和实时实现能力提出了更高要求。</w:t>
       </w:r>
     </w:p>
     <w:p>
       <w:pPr>
         <w:ind w:firstLineChars="200" w:firstLine="480"/>
         <w:rPr>
-          <w:rFonts w:ascii="宋体" w:eastAsia="宋体" w:hAnsi="宋体"/>
-          <w:sz w:val="24"/>
-          <w:szCs w:val="24"/>
-        </w:rPr>
-      </w:pPr>
-      <w:r>
-        <w:rPr>
-          <w:rFonts w:ascii="宋体" w:eastAsia="宋体" w:hAnsi="宋体"/>
-          <w:sz w:val="24"/>
-          <w:szCs w:val="24"/>
-        </w:rPr>
-        <w:t>ITU-T G.729采用共轭结构代数码激励线性预测技术，以较低的码率获得可接受的窄带语音质量，适用于网络电话、语音网关和带宽受限的通信系统。与PCM相比，G.729能够显著降低传输码率，但算法计算量更大，对处理器性能和实时实现能力提出了更高要求。</w:t>
-      </w:r>
-    </w:p>
-    <w:p>
-      <w:pPr>
-        <w:ind w:firstLineChars="200" w:firstLine="480"/>
-        <w:rPr>
-          <w:rFonts w:ascii="宋体" w:eastAsia="宋体" w:hAnsi="宋体"/>
+          <w:rFonts w:ascii="宋体" w:eastAsia="宋体" w:hAnsi="宋体" w:hint="eastAsia"/>
           <w:sz w:val="24"/>
           <w:szCs w:val="24"/>
         </w:rPr>
@@ -15502,7 +15556,7 @@
       <w:pPr>
         <w:ind w:firstLineChars="200" w:firstLine="480"/>
         <w:rPr>
-          <w:rFonts w:ascii="宋体" w:eastAsia="宋体" w:hAnsi="宋体"/>
+          <w:rFonts w:ascii="宋体" w:eastAsia="宋体" w:hAnsi="宋体" w:hint="eastAsia"/>
           <w:sz w:val="24"/>
           <w:szCs w:val="24"/>
         </w:rPr>
@@ -15525,47 +15579,47 @@
         <w:spacing w:beforeLines="50" w:before="156" w:afterLines="50" w:after="156"/>
         <w:ind w:left="714" w:hanging="357"/>
         <w:rPr>
+          <w:rFonts w:ascii="宋体" w:eastAsia="宋体" w:hAnsi="宋体" w:hint="eastAsia"/>
+          <w:b/>
+          <w:bCs/>
+          <w:sz w:val="24"/>
+          <w:szCs w:val="24"/>
+        </w:rPr>
+      </w:pPr>
+      <w:r>
+        <w:rPr>
           <w:rFonts w:ascii="宋体" w:eastAsia="宋体" w:hAnsi="宋体"/>
           <w:b/>
           <w:bCs/>
           <w:sz w:val="24"/>
           <w:szCs w:val="24"/>
         </w:rPr>
+        <w:t>预测编码</w:t>
+      </w:r>
+    </w:p>
+    <w:p>
+      <w:pPr>
+        <w:ind w:firstLineChars="200" w:firstLine="480"/>
+        <w:rPr>
+          <w:rFonts w:ascii="宋体" w:eastAsia="宋体" w:hAnsi="宋体" w:hint="eastAsia"/>
+          <w:sz w:val="24"/>
+          <w:szCs w:val="24"/>
+        </w:rPr>
       </w:pPr>
       <w:r>
         <w:rPr>
           <w:rFonts w:ascii="宋体" w:eastAsia="宋体" w:hAnsi="宋体"/>
-          <w:b/>
-          <w:bCs/>
-          <w:sz w:val="24"/>
-          <w:szCs w:val="24"/>
-        </w:rPr>
-        <w:t>预测编码</w:t>
+          <w:sz w:val="24"/>
+          <w:szCs w:val="24"/>
+        </w:rPr>
+        <w:t>预测编码利用相邻像素之间的相关性，根据已编码像素预测当前像素，只对预测误差进行编码。对于灰度变化平缓的区域，预测值与真实值较接近，因此预测误差通常集中在零附近，有利于后续进行熵编码。</w:t>
       </w:r>
     </w:p>
     <w:p>
       <w:pPr>
         <w:ind w:firstLineChars="200" w:firstLine="480"/>
         <w:rPr>
-          <w:rFonts w:ascii="宋体" w:eastAsia="宋体" w:hAnsi="宋体"/>
-          <w:sz w:val="24"/>
-          <w:szCs w:val="24"/>
-        </w:rPr>
-      </w:pPr>
-      <w:r>
-        <w:rPr>
-          <w:rFonts w:ascii="宋体" w:eastAsia="宋体" w:hAnsi="宋体"/>
-          <w:sz w:val="24"/>
-          <w:szCs w:val="24"/>
-        </w:rPr>
-        <w:t>预测编码利用相邻像素之间的相关性，根据已编码像素预测当前像素，只对预测误差进行编码。对于灰度变化平缓的区域，预测值与真实值较接近，因此预测误差通常集中在零附近，有利于后续进行熵编码。</w:t>
-      </w:r>
-    </w:p>
-    <w:p>
-      <w:pPr>
-        <w:ind w:firstLineChars="200" w:firstLine="480"/>
-        <w:rPr>
-          <w:rFonts w:ascii="宋体" w:eastAsia="宋体" w:hAnsi="宋体"/>
+          <w:rFonts w:ascii="宋体" w:eastAsia="宋体" w:hAnsi="宋体" w:hint="eastAsia"/>
           <w:sz w:val="24"/>
           <w:szCs w:val="24"/>
         </w:rPr>
@@ -15588,47 +15642,47 @@
         <w:spacing w:beforeLines="50" w:before="156" w:afterLines="50" w:after="156"/>
         <w:ind w:left="714" w:hanging="357"/>
         <w:rPr>
+          <w:rFonts w:ascii="宋体" w:eastAsia="宋体" w:hAnsi="宋体" w:hint="eastAsia"/>
+          <w:b/>
+          <w:bCs/>
+          <w:sz w:val="24"/>
+          <w:szCs w:val="24"/>
+        </w:rPr>
+      </w:pPr>
+      <w:r>
+        <w:rPr>
           <w:rFonts w:ascii="宋体" w:eastAsia="宋体" w:hAnsi="宋体"/>
           <w:b/>
           <w:bCs/>
           <w:sz w:val="24"/>
           <w:szCs w:val="24"/>
         </w:rPr>
+        <w:t>JPEG编码</w:t>
+      </w:r>
+    </w:p>
+    <w:p>
+      <w:pPr>
+        <w:ind w:firstLineChars="200" w:firstLine="480"/>
+        <w:rPr>
+          <w:rFonts w:ascii="宋体" w:eastAsia="宋体" w:hAnsi="宋体" w:hint="eastAsia"/>
+          <w:sz w:val="24"/>
+          <w:szCs w:val="24"/>
+        </w:rPr>
       </w:pPr>
       <w:r>
         <w:rPr>
           <w:rFonts w:ascii="宋体" w:eastAsia="宋体" w:hAnsi="宋体"/>
-          <w:b/>
-          <w:bCs/>
-          <w:sz w:val="24"/>
-          <w:szCs w:val="24"/>
-        </w:rPr>
-        <w:t>JPEG编码</w:t>
+          <w:sz w:val="24"/>
+          <w:szCs w:val="24"/>
+        </w:rPr>
+        <w:t>JPEG是使用范围较广的静态图像压缩标准。其基本过程包括图像分块、颜色空间转换、离散余弦变换、系数量化、扫描排序和熵编码。离散余弦变换能够把空间域像素转换到频率域，使图像能量集中在少量低频系数中。量化环节保留对视觉质量影响较大的成分，并舍弃部分高频细节，从而实现较高压缩比。</w:t>
       </w:r>
     </w:p>
     <w:p>
       <w:pPr>
         <w:ind w:firstLineChars="200" w:firstLine="480"/>
         <w:rPr>
-          <w:rFonts w:ascii="宋体" w:eastAsia="宋体" w:hAnsi="宋体"/>
-          <w:sz w:val="24"/>
-          <w:szCs w:val="24"/>
-        </w:rPr>
-      </w:pPr>
-      <w:r>
-        <w:rPr>
-          <w:rFonts w:ascii="宋体" w:eastAsia="宋体" w:hAnsi="宋体"/>
-          <w:sz w:val="24"/>
-          <w:szCs w:val="24"/>
-        </w:rPr>
-        <w:t>JPEG是使用范围较广的静态图像压缩标准。其基本过程包括图像分块、颜色空间转换、离散余弦变换、系数量化、扫描排序和熵编码。离散余弦变换能够把空间域像素转换到频率域，使图像能量集中在少量低频系数中。量化环节保留对视觉质量影响较大的成分，并舍弃部分高频细节，从而实现较高压缩比。</w:t>
-      </w:r>
-    </w:p>
-    <w:p>
-      <w:pPr>
-        <w:ind w:firstLineChars="200" w:firstLine="480"/>
-        <w:rPr>
-          <w:rFonts w:ascii="宋体" w:eastAsia="宋体" w:hAnsi="宋体"/>
+          <w:rFonts w:ascii="宋体" w:eastAsia="宋体" w:hAnsi="宋体" w:hint="eastAsia"/>
           <w:sz w:val="24"/>
           <w:szCs w:val="24"/>
         </w:rPr>
@@ -15651,65 +15705,65 @@
         <w:spacing w:beforeLines="50" w:before="156" w:afterLines="50" w:after="156"/>
         <w:ind w:left="714" w:hanging="357"/>
         <w:rPr>
+          <w:rFonts w:ascii="宋体" w:eastAsia="宋体" w:hAnsi="宋体" w:hint="eastAsia"/>
+          <w:b/>
+          <w:bCs/>
+          <w:sz w:val="24"/>
+          <w:szCs w:val="24"/>
+        </w:rPr>
+      </w:pPr>
+      <w:r>
+        <w:rPr>
           <w:rFonts w:ascii="宋体" w:eastAsia="宋体" w:hAnsi="宋体"/>
           <w:b/>
           <w:bCs/>
           <w:sz w:val="24"/>
           <w:szCs w:val="24"/>
         </w:rPr>
+        <w:t>JPEG 2000编码</w:t>
+      </w:r>
+    </w:p>
+    <w:p>
+      <w:pPr>
+        <w:ind w:firstLineChars="200" w:firstLine="480"/>
+        <w:rPr>
+          <w:rFonts w:ascii="宋体" w:eastAsia="宋体" w:hAnsi="宋体" w:hint="eastAsia"/>
+          <w:sz w:val="24"/>
+          <w:szCs w:val="24"/>
+        </w:rPr>
       </w:pPr>
       <w:r>
         <w:rPr>
           <w:rFonts w:ascii="宋体" w:eastAsia="宋体" w:hAnsi="宋体"/>
-          <w:b/>
-          <w:bCs/>
-          <w:sz w:val="24"/>
-          <w:szCs w:val="24"/>
-        </w:rPr>
-        <w:t>JPEG 2000编码</w:t>
+          <w:sz w:val="24"/>
+          <w:szCs w:val="24"/>
+        </w:rPr>
+        <w:t>JPEG 2000使用离散小波变换代替传统JPEG中的分块离散余弦变换。图像经过多级小波分解后，被划分为不同尺度和方向的子带，再进行量化和位平面编码。</w:t>
       </w:r>
     </w:p>
     <w:p>
       <w:pPr>
         <w:ind w:firstLineChars="200" w:firstLine="480"/>
         <w:rPr>
+          <w:rFonts w:ascii="宋体" w:eastAsia="宋体" w:hAnsi="宋体" w:hint="eastAsia"/>
+          <w:sz w:val="24"/>
+          <w:szCs w:val="24"/>
+        </w:rPr>
+      </w:pPr>
+      <w:r>
+        <w:rPr>
           <w:rFonts w:ascii="宋体" w:eastAsia="宋体" w:hAnsi="宋体"/>
           <w:sz w:val="24"/>
           <w:szCs w:val="24"/>
         </w:rPr>
-      </w:pPr>
-      <w:r>
-        <w:rPr>
-          <w:rFonts w:ascii="宋体" w:eastAsia="宋体" w:hAnsi="宋体"/>
-          <w:sz w:val="24"/>
-          <w:szCs w:val="24"/>
-        </w:rPr>
-        <w:t>JPEG 2000使用离散小波变换代替传统JPEG中的分块离散余弦变换。图像经过多级小波分解后，被划分为不同尺度和方向的子带，再进行量化和位平面编码。</w:t>
+        <w:t>小波变换具有较好的多分辨率分析能力，不需要将整幅图像严格划分为相互独立的8×8块，因此能够减轻传统JPEG在高压缩比下的方块效应。JPEG 2000还支持有损与无损编码、渐进式传输、分辨率渐进、质量渐进和感兴趣区域编码，适合医学影像、数字档案、遥感图像以及大尺寸专业图像。</w:t>
       </w:r>
     </w:p>
     <w:p>
       <w:pPr>
         <w:ind w:firstLineChars="200" w:firstLine="480"/>
         <w:rPr>
-          <w:rFonts w:ascii="宋体" w:eastAsia="宋体" w:hAnsi="宋体"/>
-          <w:sz w:val="24"/>
-          <w:szCs w:val="24"/>
-        </w:rPr>
-      </w:pPr>
-      <w:r>
-        <w:rPr>
-          <w:rFonts w:ascii="宋体" w:eastAsia="宋体" w:hAnsi="宋体"/>
-          <w:sz w:val="24"/>
-          <w:szCs w:val="24"/>
-        </w:rPr>
-        <w:t>小波变换具有较好的多分辨率分析能力，不需要将整幅图像严格划分为相互独立的8×8块，因此能够减轻传统JPEG在高压缩比下的方块效应。JPEG 2000还支持有损与无损编码、渐进式传输、分辨率渐进、质量渐进和感兴趣区域编码，适合医学影像、数字档案、遥感图像以及大尺寸专业图像。</w:t>
-      </w:r>
-    </w:p>
-    <w:p>
-      <w:pPr>
-        <w:ind w:firstLineChars="200" w:firstLine="480"/>
-        <w:rPr>
-          <w:rFonts w:ascii="宋体" w:eastAsia="宋体" w:hAnsi="宋体"/>
+          <w:rFonts w:ascii="宋体" w:eastAsia="宋体" w:hAnsi="宋体" w:hint="eastAsia"/>
           <w:sz w:val="24"/>
           <w:szCs w:val="24"/>
         </w:rPr>
@@ -15758,7 +15812,7 @@
       <w:pPr>
         <w:ind w:firstLineChars="200" w:firstLine="480"/>
         <w:rPr>
-          <w:rFonts w:ascii="宋体" w:eastAsia="宋体" w:hAnsi="宋体"/>
+          <w:rFonts w:ascii="宋体" w:eastAsia="宋体" w:hAnsi="宋体" w:hint="eastAsia"/>
           <w:sz w:val="24"/>
           <w:szCs w:val="24"/>
         </w:rPr>
@@ -15785,10 +15839,28 @@
       <w:pPr>
         <w:ind w:firstLineChars="200" w:firstLine="480"/>
         <w:rPr>
+          <w:rFonts w:ascii="宋体" w:eastAsia="宋体" w:hAnsi="宋体" w:hint="eastAsia"/>
+          <w:sz w:val="24"/>
+          <w:szCs w:val="24"/>
+        </w:rPr>
+      </w:pPr>
+      <w:r>
+        <w:rPr>
           <w:rFonts w:ascii="宋体" w:eastAsia="宋体" w:hAnsi="宋体"/>
           <w:sz w:val="24"/>
           <w:szCs w:val="24"/>
         </w:rPr>
+        <w:t>不存在能够适用于所有数据类型和应用环境的最优编码方法。无失真编码保证数据完全恢复，但压缩比受到信源熵的限制；有损编码可以获得更高压缩比，但必须控制失真程度。语音通信更加关注码率、算法时延、语音质量和抗误码能力之间的平衡；图像编码则需要综合考虑压缩比、主观质量、渐进传输和计算复杂度。</w:t>
+      </w:r>
+    </w:p>
+    <w:p>
+      <w:pPr>
+        <w:ind w:firstLineChars="200" w:firstLine="480"/>
+        <w:rPr>
+          <w:rFonts w:ascii="宋体" w:eastAsia="宋体" w:hAnsi="宋体" w:hint="eastAsia"/>
+          <w:sz w:val="24"/>
+          <w:szCs w:val="24"/>
+        </w:rPr>
       </w:pPr>
       <w:r>
         <w:rPr>
@@ -15796,49 +15868,31 @@
           <w:sz w:val="24"/>
           <w:szCs w:val="24"/>
         </w:rPr>
-        <w:t>不存在能够适用于所有数据类型和应用环境的最优编码方法。无失真编码保证数据完全恢复，但压缩比受到信源熵的限制；有损编码可以获得更高压缩比，但必须控制失真程度。语音通信更加关注码率、算法时延、语音质量和抗误码能力之间的平衡；图像编码则需要综合考虑压缩比、主观质量、渐进传输和计算复杂度。</w:t>
-      </w:r>
-    </w:p>
-    <w:p>
-      <w:pPr>
-        <w:ind w:firstLineChars="200" w:firstLine="480"/>
+        <w:t>现代压缩系统通常不是依靠单一算法完成编码，而是将预测、变换、量化、字典匹配和熵编码等多个环节组合起来。例如DEFLATE结合LZ77与Huffman编码，JPEG结合离散余弦变换、量化和熵编码，语音编码则结合线性预测、码本搜索及感知加权。由此可以看出，压缩编码技术的发展本质上是在压缩效率、恢复质量、计算复杂度、存储开销和实时性之间不断进行折中。</w:t>
+      </w:r>
+    </w:p>
+    <w:p>
+      <w:pPr>
+        <w:rPr>
+          <w:rFonts w:ascii="宋体" w:eastAsia="宋体" w:hAnsi="宋体" w:hint="eastAsia"/>
+          <w:sz w:val="24"/>
+          <w:szCs w:val="24"/>
+        </w:rPr>
+      </w:pPr>
+      <w:r>
+        <w:rPr>
+          <w:rFonts w:ascii="Segoe UI Symbol" w:eastAsia="宋体" w:hAnsi="Segoe UI Symbol"/>
+          <w:sz w:val="24"/>
+          <w:szCs w:val="24"/>
+        </w:rPr>
+        <w:t>❖</w:t>
+      </w:r>
+      <w:r>
         <w:rPr>
           <w:rFonts w:ascii="宋体" w:eastAsia="宋体" w:hAnsi="宋体"/>
           <w:sz w:val="24"/>
           <w:szCs w:val="24"/>
         </w:rPr>
-      </w:pPr>
-      <w:r>
-        <w:rPr>
-          <w:rFonts w:ascii="宋体" w:eastAsia="宋体" w:hAnsi="宋体"/>
-          <w:sz w:val="24"/>
-          <w:szCs w:val="24"/>
-        </w:rPr>
-        <w:t>现代压缩系统通常不是依靠单一算法完成编码，而是将预测、变换、量化、字典匹配和熵编码等多个环节组合起来。例如DEFLATE结合LZ77与Huffman编码，JPEG结合离散余弦变换、量化和熵编码，语音编码则结合线性预测、码本搜索及感知加权。由此可以看出，压缩编码技术的发展本质上是在压缩效率、恢复质量、计算复杂度、存储开销和实时性之间不断进行折中。</w:t>
-      </w:r>
-    </w:p>
-    <w:p>
-      <w:pPr>
-        <w:rPr>
-          <w:rFonts w:ascii="宋体" w:eastAsia="宋体" w:hAnsi="宋体"/>
-          <w:sz w:val="24"/>
-          <w:szCs w:val="24"/>
-        </w:rPr>
-      </w:pPr>
-      <w:r>
-        <w:rPr>
-          <w:rFonts w:ascii="Segoe UI Symbol" w:eastAsia="宋体" w:hAnsi="Segoe UI Symbol"/>
-          <w:sz w:val="24"/>
-          <w:szCs w:val="24"/>
-        </w:rPr>
-        <w:t>❖</w:t>
-      </w:r>
-      <w:r>
-        <w:rPr>
-          <w:rFonts w:ascii="宋体" w:eastAsia="宋体" w:hAnsi="宋体"/>
-          <w:sz w:val="24"/>
-          <w:szCs w:val="24"/>
-        </w:rPr>
         <w:t>参考文献</w:t>
       </w:r>
     </w:p>
@@ -15899,22 +15953,21 @@
           <w:rFonts w:ascii="Arial" w:eastAsia="宋体" w:hAnsi="Arial" w:cs="Arial"/>
           <w:szCs w:val="21"/>
         </w:rPr>
-        <w:t>[4] DEUTSCH P. DEFLATE Compressed Data Format Specification Version 1.3: RFC 1951[S]. Internet Engineering Task Force, 1996.</w:t>
-      </w:r>
-    </w:p>
-    <w:p>
-      <w:pPr>
-        <w:rPr>
-          <w:rFonts w:ascii="Arial" w:eastAsia="宋体" w:hAnsi="Arial" w:cs="Arial"/>
+        <w:t>[</w:t>
+      </w:r>
+      <w:r>
+        <w:rPr>
+          <w:rFonts w:ascii="Arial" w:eastAsia="宋体" w:hAnsi="Arial" w:cs="Arial" w:hint="eastAsia"/>
           <w:szCs w:val="21"/>
         </w:rPr>
-      </w:pPr>
+        <w:t>4</w:t>
+      </w:r>
       <w:r>
         <w:rPr>
           <w:rFonts w:ascii="Arial" w:eastAsia="宋体" w:hAnsi="Arial" w:cs="Arial"/>
           <w:szCs w:val="21"/>
         </w:rPr>
-        <w:t>[5] ITU-T. Pulse Code Modulation of Voice Frequencies: Recommendation G.711[S]. Geneva: International Telecommunication Union.</w:t>
+        <w:t>] ITU-T. Pulse Code Modulation of Voice Frequencies: Recommendation G.711[S]. Geneva: International Telecommunication Union.</w:t>
       </w:r>
     </w:p>
     <w:p>
@@ -15929,22 +15982,21 @@
           <w:rFonts w:ascii="Arial" w:eastAsia="宋体" w:hAnsi="Arial" w:cs="Arial"/>
           <w:szCs w:val="21"/>
         </w:rPr>
-        <w:t>[6] ITU-T. 40, 32, 24, 16 kbit/s Adaptive Differential Pulse Code Modulation: Recommendation G.726[S]. Geneva: International Telecommunication Union.</w:t>
-      </w:r>
-    </w:p>
-    <w:p>
-      <w:pPr>
-        <w:rPr>
-          <w:rFonts w:ascii="Arial" w:eastAsia="宋体" w:hAnsi="Arial" w:cs="Arial"/>
+        <w:t>[</w:t>
+      </w:r>
+      <w:r>
+        <w:rPr>
+          <w:rFonts w:ascii="Arial" w:eastAsia="宋体" w:hAnsi="Arial" w:cs="Arial" w:hint="eastAsia"/>
           <w:szCs w:val="21"/>
         </w:rPr>
-      </w:pPr>
+        <w:t>5</w:t>
+      </w:r>
       <w:r>
         <w:rPr>
           <w:rFonts w:ascii="Arial" w:eastAsia="宋体" w:hAnsi="Arial" w:cs="Arial"/>
           <w:szCs w:val="21"/>
         </w:rPr>
-        <w:t>[7] ITU-T. Coding of Speech at 8 kbit/s Using Conjugate-Structure Algebraic-Code-Excited Linear Prediction: Recommendation G.729[S]. Geneva: International Telecommunication Union.</w:t>
+        <w:t>] ITU-T. 40, 32, 24, 16 kbit/s Adaptive Differential Pulse Code Modulation: Recommendation G.726[S]. Geneva: International Telecommunication Union.</w:t>
       </w:r>
     </w:p>
     <w:p>
@@ -15959,22 +16011,21 @@
           <w:rFonts w:ascii="Arial" w:eastAsia="宋体" w:hAnsi="Arial" w:cs="Arial"/>
           <w:szCs w:val="21"/>
         </w:rPr>
-        <w:t>[8] ITU-T. Wideband Coding of Speech at Around 16 kbit/s Using Adaptive Multi-Rate Wideband: Recommendation G.722.2[S]. Geneva: International Telecommunication Union.</w:t>
-      </w:r>
-    </w:p>
-    <w:p>
-      <w:pPr>
-        <w:rPr>
-          <w:rFonts w:ascii="Arial" w:eastAsia="宋体" w:hAnsi="Arial" w:cs="Arial"/>
+        <w:t>[</w:t>
+      </w:r>
+      <w:r>
+        <w:rPr>
+          <w:rFonts w:ascii="Arial" w:eastAsia="宋体" w:hAnsi="Arial" w:cs="Arial" w:hint="eastAsia"/>
           <w:szCs w:val="21"/>
         </w:rPr>
-      </w:pPr>
+        <w:t>6</w:t>
+      </w:r>
       <w:r>
         <w:rPr>
           <w:rFonts w:ascii="Arial" w:eastAsia="宋体" w:hAnsi="Arial" w:cs="Arial"/>
           <w:szCs w:val="21"/>
         </w:rPr>
-        <w:t>[9] WALLACE G K. The JPEG Still Picture Compression Standard[J]. IEEE Transactions on Consumer Electronics, 1992, 38(1): 18-34.</w:t>
+        <w:t>] ITU-T. Coding of Speech at 8 kbit/s Using Conjugate-Structure Algebraic-Code-Excited Linear Prediction: Recommendation G.729[S]. Geneva: International Telecommunication Union.</w:t>
       </w:r>
     </w:p>
     <w:p>
@@ -15989,22 +16040,21 @@
           <w:rFonts w:ascii="Arial" w:eastAsia="宋体" w:hAnsi="Arial" w:cs="Arial"/>
           <w:szCs w:val="21"/>
         </w:rPr>
-        <w:t>[10] TAUBMAN D S, MARCELLIN M W. JPEG 2000: Image Compression Fundamentals, Standards and Practice[M]. Boston: Springer, 2002.</w:t>
-      </w:r>
-    </w:p>
-    <w:p>
-      <w:pPr>
-        <w:rPr>
-          <w:rFonts w:ascii="Arial" w:eastAsia="宋体" w:hAnsi="Arial" w:cs="Arial"/>
+        <w:t>[</w:t>
+      </w:r>
+      <w:r>
+        <w:rPr>
+          <w:rFonts w:ascii="Arial" w:eastAsia="宋体" w:hAnsi="Arial" w:cs="Arial" w:hint="eastAsia"/>
           <w:szCs w:val="21"/>
         </w:rPr>
-      </w:pPr>
+        <w:t>7</w:t>
+      </w:r>
       <w:r>
         <w:rPr>
           <w:rFonts w:ascii="Arial" w:eastAsia="宋体" w:hAnsi="Arial" w:cs="Arial"/>
           <w:szCs w:val="21"/>
         </w:rPr>
-        <w:t>[11] ISO/IEC. Information Technology—Digital Compression and Coding of Continuous-Tone Still Images: ISO/IEC 10918-1[S].</w:t>
+        <w:t>] ITU-T. Wideband Coding of Speech at Around 16 kbit/s Using Adaptive Multi-Rate Wideband: Recommendation G.722.2[S]. Geneva: International Telecommunication Union.</w:t>
       </w:r>
     </w:p>
     <w:p>
@@ -16019,7 +16069,108 @@
           <w:rFonts w:ascii="Arial" w:eastAsia="宋体" w:hAnsi="Arial" w:cs="Arial"/>
           <w:szCs w:val="21"/>
         </w:rPr>
-        <w:t>[12] ISO/IEC. Information Technology—JPEG 2000 Image Coding System—Part 1: Core Coding System: ISO/IEC 15444-1[S].</w:t>
+        <w:t>[</w:t>
+      </w:r>
+      <w:r>
+        <w:rPr>
+          <w:rFonts w:ascii="Arial" w:eastAsia="宋体" w:hAnsi="Arial" w:cs="Arial" w:hint="eastAsia"/>
+          <w:szCs w:val="21"/>
+        </w:rPr>
+        <w:t>8</w:t>
+      </w:r>
+      <w:r>
+        <w:rPr>
+          <w:rFonts w:ascii="Arial" w:eastAsia="宋体" w:hAnsi="Arial" w:cs="Arial"/>
+          <w:szCs w:val="21"/>
+        </w:rPr>
+        <w:t>] WALLACE G K. The JPEG Still Picture Compression Standard[J]. IEEE Transactions on Consumer Electronics, 1992, 38(1): 18-34.</w:t>
+      </w:r>
+    </w:p>
+    <w:p>
+      <w:pPr>
+        <w:rPr>
+          <w:rFonts w:ascii="Arial" w:eastAsia="宋体" w:hAnsi="Arial" w:cs="Arial"/>
+          <w:szCs w:val="21"/>
+        </w:rPr>
+      </w:pPr>
+      <w:r>
+        <w:rPr>
+          <w:rFonts w:ascii="Arial" w:eastAsia="宋体" w:hAnsi="Arial" w:cs="Arial"/>
+          <w:szCs w:val="21"/>
+        </w:rPr>
+        <w:t>[</w:t>
+      </w:r>
+      <w:r>
+        <w:rPr>
+          <w:rFonts w:ascii="Arial" w:eastAsia="宋体" w:hAnsi="Arial" w:cs="Arial" w:hint="eastAsia"/>
+          <w:szCs w:val="21"/>
+        </w:rPr>
+        <w:t>9</w:t>
+      </w:r>
+      <w:r>
+        <w:rPr>
+          <w:rFonts w:ascii="Arial" w:eastAsia="宋体" w:hAnsi="Arial" w:cs="Arial"/>
+          <w:szCs w:val="21"/>
+        </w:rPr>
+        <w:t>] TAUBMAN D S, MARCELLIN M W. JPEG 2000: Image Compression Fundamentals, Standards and Practice[M]. Boston: Springer, 2002.</w:t>
+      </w:r>
+    </w:p>
+    <w:p>
+      <w:pPr>
+        <w:rPr>
+          <w:rFonts w:ascii="Arial" w:eastAsia="宋体" w:hAnsi="Arial" w:cs="Arial"/>
+          <w:szCs w:val="21"/>
+        </w:rPr>
+      </w:pPr>
+      <w:r>
+        <w:rPr>
+          <w:rFonts w:ascii="Arial" w:eastAsia="宋体" w:hAnsi="Arial" w:cs="Arial"/>
+          <w:szCs w:val="21"/>
+        </w:rPr>
+        <w:t>[1</w:t>
+      </w:r>
+      <w:r>
+        <w:rPr>
+          <w:rFonts w:ascii="Arial" w:eastAsia="宋体" w:hAnsi="Arial" w:cs="Arial" w:hint="eastAsia"/>
+          <w:szCs w:val="21"/>
+        </w:rPr>
+        <w:t>0</w:t>
+      </w:r>
+      <w:r>
+        <w:rPr>
+          <w:rFonts w:ascii="Arial" w:eastAsia="宋体" w:hAnsi="Arial" w:cs="Arial"/>
+          <w:szCs w:val="21"/>
+        </w:rPr>
+        <w:t>] ISO/IEC. Information Technology—Digital Compression and Coding of Continuous-Tone Still Images: ISO/IEC 10918-1[S].</w:t>
+      </w:r>
+    </w:p>
+    <w:p>
+      <w:pPr>
+        <w:rPr>
+          <w:rFonts w:ascii="Arial" w:eastAsia="宋体" w:hAnsi="Arial" w:cs="Arial"/>
+          <w:szCs w:val="21"/>
+        </w:rPr>
+      </w:pPr>
+      <w:r>
+        <w:rPr>
+          <w:rFonts w:ascii="Arial" w:eastAsia="宋体" w:hAnsi="Arial" w:cs="Arial"/>
+          <w:szCs w:val="21"/>
+        </w:rPr>
+        <w:t>[1</w:t>
+      </w:r>
+      <w:r>
+        <w:rPr>
+          <w:rFonts w:ascii="Arial" w:eastAsia="宋体" w:hAnsi="Arial" w:cs="Arial" w:hint="eastAsia"/>
+          <w:szCs w:val="21"/>
+        </w:rPr>
+        <w:t>1</w:t>
+      </w:r>
+      <w:r>
+        <w:rPr>
+          <w:rFonts w:ascii="Arial" w:eastAsia="宋体" w:hAnsi="Arial" w:cs="Arial"/>
+          <w:szCs w:val="21"/>
+        </w:rPr>
+        <w:t>] ISO/IEC. Information Technology—JPEG 2000 Image Coding System—Part 1: Core Coding System: ISO/IEC 15444-1[S].</w:t>
       </w:r>
     </w:p>
     <w:p>
@@ -18522,6 +18673,7 @@
   <w:style w:type="character" w:default="1" w:styleId="a0">
     <w:name w:val="Default Paragraph Font"/>
     <w:uiPriority w:val="1"/>
+    <w:semiHidden/>
     <w:unhideWhenUsed/>
   </w:style>
   <w:style w:type="table" w:default="1" w:styleId="a1">
